--- a/ТПИС/ТСИС6.docx
+++ b/ТПИС/ТСИС6.docx
@@ -67,14 +67,7 @@
           <w:color w:val="000000" w:themeColor="text1"/>
           <w:szCs w:val="28"/>
         </w:rPr>
-        <w:t xml:space="preserve">Кафедра </w:t>
-      </w:r>
-      <w:r>
-        <w:rPr>
-          <w:color w:val="000000" w:themeColor="text1"/>
-          <w:szCs w:val="28"/>
-        </w:rPr>
-        <w:t xml:space="preserve">экономической математики, информатики и </w:t>
+        <w:t xml:space="preserve">Кафедра экономической математики, информатики и </w:t>
       </w:r>
       <w:r>
         <w:rPr>
@@ -166,14 +159,7 @@
           <w:color w:val="000000" w:themeColor="text1"/>
           <w:szCs w:val="28"/>
         </w:rPr>
-        <w:t>г.  С</w:t>
-      </w:r>
-      <w:r>
-        <w:rPr>
-          <w:color w:val="000000" w:themeColor="text1"/>
-          <w:szCs w:val="28"/>
-        </w:rPr>
-        <w:t>тарший преподаватель каф. ЭМИС</w:t>
+        <w:t>г.  Старший преподаватель каф. ЭМИС</w:t>
       </w:r>
     </w:p>
     <w:p>
@@ -246,7 +232,6 @@
         <w:rPr>
           <w:color w:val="000000" w:themeColor="text1"/>
           <w:szCs w:val="28"/>
-          <w:lang w:val="en-US"/>
         </w:rPr>
       </w:pPr>
     </w:p>
@@ -323,21 +308,7 @@
           <w:b/>
           <w:bCs/>
         </w:rPr>
-        <w:t>«</w:t>
-      </w:r>
-      <w:r>
-        <w:rPr>
-          <w:b/>
-          <w:bCs/>
-        </w:rPr>
-        <w:t>Жизненный цикл системы</w:t>
-      </w:r>
-      <w:r>
-        <w:rPr>
-          <w:b/>
-          <w:bCs/>
-        </w:rPr>
-        <w:t>»</w:t>
+        <w:t>«Жизненный цикл системы»</w:t>
       </w:r>
     </w:p>
     <w:p>
@@ -364,25 +335,7 @@
         <w:rPr>
           <w:lang w:val="en-US"/>
         </w:rPr>
-        <w:t>O</w:t>
-      </w:r>
-      <w:r>
-        <w:rPr>
-          <w:lang w:val="en-US"/>
-        </w:rPr>
-        <w:t>2</w:t>
-      </w:r>
-      <w:r>
-        <w:rPr>
-          <w:lang w:val="en-US"/>
-        </w:rPr>
-        <w:t xml:space="preserve"> — </w:t>
-      </w:r>
-      <w:r>
-        <w:rPr>
-          <w:lang w:val="en-US"/>
-        </w:rPr>
-        <w:t>Xiaomi Redmi Note 9</w:t>
+        <w:t>O2 — Xiaomi Redmi Note 9</w:t>
       </w:r>
     </w:p>
     <w:p>
@@ -393,25 +346,7 @@
         <w:rPr>
           <w:lang w:val="en-US"/>
         </w:rPr>
-        <w:t>O</w:t>
-      </w:r>
-      <w:r>
-        <w:rPr>
-          <w:lang w:val="en-US"/>
-        </w:rPr>
-        <w:t>3</w:t>
-      </w:r>
-      <w:r>
-        <w:rPr>
-          <w:lang w:val="en-US"/>
-        </w:rPr>
-        <w:t xml:space="preserve"> — </w:t>
-      </w:r>
-      <w:r>
-        <w:rPr>
-          <w:lang w:val="en-US"/>
-        </w:rPr>
-        <w:t>Samsung Galaxy A51</w:t>
+        <w:t>O3 — Samsung Galaxy A51</w:t>
       </w:r>
     </w:p>
     <w:p>
@@ -493,66 +428,83 @@
         <w:tblLook w:val="04A0" w:firstRow="1" w:lastRow="0" w:firstColumn="1" w:lastColumn="0" w:noHBand="0" w:noVBand="1"/>
       </w:tblPr>
       <w:tblGrid>
-        <w:gridCol w:w="2115"/>
-        <w:gridCol w:w="2258"/>
-        <w:gridCol w:w="2116"/>
-        <w:gridCol w:w="2146"/>
+        <w:gridCol w:w="2262"/>
+        <w:gridCol w:w="2097"/>
+        <w:gridCol w:w="2125"/>
+        <w:gridCol w:w="2151"/>
       </w:tblGrid>
       <w:tr>
         <w:tc>
           <w:tcPr>
-            <w:tcW w:w="2336" w:type="dxa"/>
-          </w:tcPr>
-          <w:p>
-            <w:pPr>
-              <w:pStyle w:val="a0"/>
-              <w:numPr>
-                <w:ilvl w:val="0"/>
-                <w:numId w:val="0"/>
-              </w:numPr>
-            </w:pPr>
-            <w:r>
+            <w:tcW w:w="2262" w:type="dxa"/>
+          </w:tcPr>
+          <w:p>
+            <w:pPr>
+              <w:pStyle w:val="a0"/>
+              <w:numPr>
+                <w:ilvl w:val="0"/>
+                <w:numId w:val="0"/>
+              </w:numPr>
+              <w:rPr>
+                <w:sz w:val="24"/>
+              </w:rPr>
+            </w:pPr>
+            <w:r>
+              <w:rPr>
+                <w:sz w:val="24"/>
+              </w:rPr>
               <w:t>№</w:t>
             </w:r>
           </w:p>
         </w:tc>
         <w:tc>
           <w:tcPr>
-            <w:tcW w:w="2336" w:type="dxa"/>
-          </w:tcPr>
-          <w:p>
-            <w:pPr>
-              <w:pStyle w:val="a0"/>
-              <w:numPr>
-                <w:ilvl w:val="0"/>
-                <w:numId w:val="0"/>
-              </w:numPr>
-            </w:pPr>
-            <w:r>
+            <w:tcW w:w="2097" w:type="dxa"/>
+          </w:tcPr>
+          <w:p>
+            <w:pPr>
+              <w:pStyle w:val="a0"/>
+              <w:numPr>
+                <w:ilvl w:val="0"/>
+                <w:numId w:val="0"/>
+              </w:numPr>
+              <w:rPr>
+                <w:sz w:val="24"/>
+              </w:rPr>
+            </w:pPr>
+            <w:r>
+              <w:rPr>
+                <w:sz w:val="24"/>
+              </w:rPr>
               <w:t>Операционная система</w:t>
             </w:r>
           </w:p>
         </w:tc>
         <w:tc>
           <w:tcPr>
-            <w:tcW w:w="2336" w:type="dxa"/>
-          </w:tcPr>
-          <w:p>
-            <w:pPr>
-              <w:pStyle w:val="a0"/>
-              <w:numPr>
-                <w:ilvl w:val="0"/>
-                <w:numId w:val="0"/>
-              </w:numPr>
-              <w:rPr>
+            <w:tcW w:w="2125" w:type="dxa"/>
+          </w:tcPr>
+          <w:p>
+            <w:pPr>
+              <w:pStyle w:val="a0"/>
+              <w:numPr>
+                <w:ilvl w:val="0"/>
+                <w:numId w:val="0"/>
+              </w:numPr>
+              <w:rPr>
+                <w:sz w:val="24"/>
                 <w:lang w:val="en-US"/>
               </w:rPr>
             </w:pPr>
             <w:r>
+              <w:rPr>
+                <w:sz w:val="24"/>
+              </w:rPr>
               <w:t xml:space="preserve">Наличие </w:t>
             </w:r>
             <w:r>
               <w:rPr>
+                <w:sz w:val="24"/>
                 <w:lang w:val="en-US"/>
               </w:rPr>
               <w:t>NFC</w:t>
@@ -561,17 +513,23 @@
         </w:tc>
         <w:tc>
           <w:tcPr>
-            <w:tcW w:w="2337" w:type="dxa"/>
-          </w:tcPr>
-          <w:p>
-            <w:pPr>
-              <w:pStyle w:val="a0"/>
-              <w:numPr>
-                <w:ilvl w:val="0"/>
-                <w:numId w:val="0"/>
-              </w:numPr>
-            </w:pPr>
-            <w:r>
+            <w:tcW w:w="2151" w:type="dxa"/>
+          </w:tcPr>
+          <w:p>
+            <w:pPr>
+              <w:pStyle w:val="a0"/>
+              <w:numPr>
+                <w:ilvl w:val="0"/>
+                <w:numId w:val="0"/>
+              </w:numPr>
+              <w:rPr>
+                <w:sz w:val="24"/>
+              </w:rPr>
+            </w:pPr>
+            <w:r>
+              <w:rPr>
+                <w:sz w:val="24"/>
+              </w:rPr>
               <w:t>Материал корпуса</w:t>
             </w:r>
           </w:p>
@@ -580,18 +538,22 @@
       <w:tr>
         <w:tc>
           <w:tcPr>
-            <w:tcW w:w="2336" w:type="dxa"/>
-          </w:tcPr>
-          <w:p>
-            <w:pPr>
-              <w:pStyle w:val="a0"/>
-              <w:numPr>
-                <w:ilvl w:val="0"/>
-                <w:numId w:val="0"/>
-              </w:numPr>
-            </w:pPr>
-            <w:r>
-              <w:rPr>
+            <w:tcW w:w="2262" w:type="dxa"/>
+          </w:tcPr>
+          <w:p>
+            <w:pPr>
+              <w:pStyle w:val="a0"/>
+              <w:numPr>
+                <w:ilvl w:val="0"/>
+                <w:numId w:val="0"/>
+              </w:numPr>
+              <w:rPr>
+                <w:sz w:val="24"/>
+              </w:rPr>
+            </w:pPr>
+            <w:r>
+              <w:rPr>
+                <w:sz w:val="24"/>
                 <w:lang w:val="en-US"/>
               </w:rPr>
               <w:t>OPPO A5 2020</w:t>
@@ -600,65 +562,71 @@
         </w:tc>
         <w:tc>
           <w:tcPr>
-            <w:tcW w:w="2336" w:type="dxa"/>
-          </w:tcPr>
-          <w:p>
-            <w:pPr>
-              <w:pStyle w:val="a0"/>
-              <w:numPr>
-                <w:ilvl w:val="0"/>
-                <w:numId w:val="0"/>
-              </w:numPr>
-              <w:rPr>
+            <w:tcW w:w="2097" w:type="dxa"/>
+          </w:tcPr>
+          <w:p>
+            <w:pPr>
+              <w:pStyle w:val="a0"/>
+              <w:numPr>
+                <w:ilvl w:val="0"/>
+                <w:numId w:val="0"/>
+              </w:numPr>
+              <w:rPr>
+                <w:sz w:val="24"/>
                 <w:lang w:val="en-US"/>
               </w:rPr>
             </w:pPr>
             <w:r>
               <w:rPr>
+                <w:sz w:val="24"/>
                 <w:lang w:val="en-US"/>
               </w:rPr>
               <w:t xml:space="preserve">Android </w:t>
             </w:r>
-            <w:proofErr w:type="spellStart"/>
-            <w:r>
-              <w:rPr>
-                <w:lang w:val="en-US"/>
-              </w:rPr>
-              <w:t>ColorOS</w:t>
-            </w:r>
-            <w:proofErr w:type="spellEnd"/>
-          </w:p>
-        </w:tc>
-        <w:tc>
-          <w:tcPr>
-            <w:tcW w:w="2336" w:type="dxa"/>
-          </w:tcPr>
-          <w:p>
-            <w:pPr>
-              <w:pStyle w:val="a0"/>
-              <w:numPr>
-                <w:ilvl w:val="0"/>
-                <w:numId w:val="0"/>
-              </w:numPr>
-            </w:pPr>
-            <w:r>
+          </w:p>
+        </w:tc>
+        <w:tc>
+          <w:tcPr>
+            <w:tcW w:w="2125" w:type="dxa"/>
+          </w:tcPr>
+          <w:p>
+            <w:pPr>
+              <w:pStyle w:val="a0"/>
+              <w:numPr>
+                <w:ilvl w:val="0"/>
+                <w:numId w:val="0"/>
+              </w:numPr>
+              <w:rPr>
+                <w:sz w:val="24"/>
+              </w:rPr>
+            </w:pPr>
+            <w:r>
+              <w:rPr>
+                <w:sz w:val="24"/>
+              </w:rPr>
               <w:t>нет</w:t>
             </w:r>
           </w:p>
         </w:tc>
         <w:tc>
           <w:tcPr>
-            <w:tcW w:w="2337" w:type="dxa"/>
-          </w:tcPr>
-          <w:p>
-            <w:pPr>
-              <w:pStyle w:val="a0"/>
-              <w:numPr>
-                <w:ilvl w:val="0"/>
-                <w:numId w:val="0"/>
-              </w:numPr>
-            </w:pPr>
-            <w:r>
+            <w:tcW w:w="2151" w:type="dxa"/>
+          </w:tcPr>
+          <w:p>
+            <w:pPr>
+              <w:pStyle w:val="a0"/>
+              <w:numPr>
+                <w:ilvl w:val="0"/>
+                <w:numId w:val="0"/>
+              </w:numPr>
+              <w:rPr>
+                <w:sz w:val="24"/>
+              </w:rPr>
+            </w:pPr>
+            <w:r>
+              <w:rPr>
+                <w:sz w:val="24"/>
+              </w:rPr>
               <w:t>Пластик</w:t>
             </w:r>
           </w:p>
@@ -667,18 +635,22 @@
       <w:tr>
         <w:tc>
           <w:tcPr>
-            <w:tcW w:w="2336" w:type="dxa"/>
-          </w:tcPr>
-          <w:p>
-            <w:pPr>
-              <w:pStyle w:val="a0"/>
-              <w:numPr>
-                <w:ilvl w:val="0"/>
-                <w:numId w:val="0"/>
-              </w:numPr>
-            </w:pPr>
-            <w:r>
-              <w:rPr>
+            <w:tcW w:w="2262" w:type="dxa"/>
+          </w:tcPr>
+          <w:p>
+            <w:pPr>
+              <w:pStyle w:val="a0"/>
+              <w:numPr>
+                <w:ilvl w:val="0"/>
+                <w:numId w:val="0"/>
+              </w:numPr>
+              <w:rPr>
+                <w:sz w:val="24"/>
+              </w:rPr>
+            </w:pPr>
+            <w:r>
+              <w:rPr>
+                <w:sz w:val="24"/>
                 <w:lang w:val="en-US"/>
               </w:rPr>
               <w:t>Xiaomi Redmi Note 9</w:t>
@@ -687,60 +659,70 @@
         </w:tc>
         <w:tc>
           <w:tcPr>
-            <w:tcW w:w="2336" w:type="dxa"/>
-          </w:tcPr>
-          <w:p>
-            <w:pPr>
-              <w:pStyle w:val="a0"/>
-              <w:numPr>
-                <w:ilvl w:val="0"/>
-                <w:numId w:val="0"/>
-              </w:numPr>
-            </w:pPr>
-            <w:r>
-              <w:rPr>
+            <w:tcW w:w="2097" w:type="dxa"/>
+          </w:tcPr>
+          <w:p>
+            <w:pPr>
+              <w:pStyle w:val="a0"/>
+              <w:numPr>
+                <w:ilvl w:val="0"/>
+                <w:numId w:val="0"/>
+              </w:numPr>
+              <w:rPr>
+                <w:sz w:val="24"/>
+              </w:rPr>
+            </w:pPr>
+            <w:r>
+              <w:rPr>
+                <w:sz w:val="24"/>
                 <w:lang w:val="en-US"/>
               </w:rPr>
-              <w:t>Android</w:t>
-            </w:r>
-            <w:r>
-              <w:rPr>
-                <w:lang w:val="en-US"/>
-              </w:rPr>
-              <w:t xml:space="preserve"> MIUI</w:t>
-            </w:r>
-          </w:p>
-        </w:tc>
-        <w:tc>
-          <w:tcPr>
-            <w:tcW w:w="2336" w:type="dxa"/>
-          </w:tcPr>
-          <w:p>
-            <w:pPr>
-              <w:pStyle w:val="a0"/>
-              <w:numPr>
-                <w:ilvl w:val="0"/>
-                <w:numId w:val="0"/>
-              </w:numPr>
-            </w:pPr>
-            <w:r>
+              <w:t xml:space="preserve">Android </w:t>
+            </w:r>
+          </w:p>
+        </w:tc>
+        <w:tc>
+          <w:tcPr>
+            <w:tcW w:w="2125" w:type="dxa"/>
+          </w:tcPr>
+          <w:p>
+            <w:pPr>
+              <w:pStyle w:val="a0"/>
+              <w:numPr>
+                <w:ilvl w:val="0"/>
+                <w:numId w:val="0"/>
+              </w:numPr>
+              <w:rPr>
+                <w:sz w:val="24"/>
+              </w:rPr>
+            </w:pPr>
+            <w:r>
+              <w:rPr>
+                <w:sz w:val="24"/>
+              </w:rPr>
               <w:t>нет</w:t>
             </w:r>
           </w:p>
         </w:tc>
         <w:tc>
           <w:tcPr>
-            <w:tcW w:w="2337" w:type="dxa"/>
-          </w:tcPr>
-          <w:p>
-            <w:pPr>
-              <w:pStyle w:val="a0"/>
-              <w:numPr>
-                <w:ilvl w:val="0"/>
-                <w:numId w:val="0"/>
-              </w:numPr>
-            </w:pPr>
-            <w:r>
+            <w:tcW w:w="2151" w:type="dxa"/>
+          </w:tcPr>
+          <w:p>
+            <w:pPr>
+              <w:pStyle w:val="a0"/>
+              <w:numPr>
+                <w:ilvl w:val="0"/>
+                <w:numId w:val="0"/>
+              </w:numPr>
+              <w:rPr>
+                <w:sz w:val="24"/>
+              </w:rPr>
+            </w:pPr>
+            <w:r>
+              <w:rPr>
+                <w:sz w:val="24"/>
+              </w:rPr>
               <w:t>Пластик</w:t>
             </w:r>
           </w:p>
@@ -749,18 +731,22 @@
       <w:tr>
         <w:tc>
           <w:tcPr>
-            <w:tcW w:w="2336" w:type="dxa"/>
-          </w:tcPr>
-          <w:p>
-            <w:pPr>
-              <w:pStyle w:val="a0"/>
-              <w:numPr>
-                <w:ilvl w:val="0"/>
-                <w:numId w:val="0"/>
-              </w:numPr>
-            </w:pPr>
-            <w:r>
-              <w:rPr>
+            <w:tcW w:w="2262" w:type="dxa"/>
+          </w:tcPr>
+          <w:p>
+            <w:pPr>
+              <w:pStyle w:val="a0"/>
+              <w:numPr>
+                <w:ilvl w:val="0"/>
+                <w:numId w:val="0"/>
+              </w:numPr>
+              <w:rPr>
+                <w:sz w:val="24"/>
+              </w:rPr>
+            </w:pPr>
+            <w:r>
+              <w:rPr>
+                <w:sz w:val="24"/>
                 <w:lang w:val="en-US"/>
               </w:rPr>
               <w:t>Samsung Galaxy A51</w:t>
@@ -769,60 +755,70 @@
         </w:tc>
         <w:tc>
           <w:tcPr>
-            <w:tcW w:w="2336" w:type="dxa"/>
-          </w:tcPr>
-          <w:p>
-            <w:pPr>
-              <w:pStyle w:val="a0"/>
-              <w:numPr>
-                <w:ilvl w:val="0"/>
-                <w:numId w:val="0"/>
-              </w:numPr>
-            </w:pPr>
-            <w:r>
-              <w:rPr>
+            <w:tcW w:w="2097" w:type="dxa"/>
+          </w:tcPr>
+          <w:p>
+            <w:pPr>
+              <w:pStyle w:val="a0"/>
+              <w:numPr>
+                <w:ilvl w:val="0"/>
+                <w:numId w:val="0"/>
+              </w:numPr>
+              <w:rPr>
+                <w:sz w:val="24"/>
+              </w:rPr>
+            </w:pPr>
+            <w:r>
+              <w:rPr>
+                <w:sz w:val="24"/>
                 <w:lang w:val="en-US"/>
               </w:rPr>
               <w:t>Android</w:t>
             </w:r>
-            <w:r>
-              <w:rPr>
-                <w:lang w:val="en-US"/>
-              </w:rPr>
-              <w:t xml:space="preserve"> One UI</w:t>
-            </w:r>
-          </w:p>
-        </w:tc>
-        <w:tc>
-          <w:tcPr>
-            <w:tcW w:w="2336" w:type="dxa"/>
-          </w:tcPr>
-          <w:p>
-            <w:pPr>
-              <w:pStyle w:val="a0"/>
-              <w:numPr>
-                <w:ilvl w:val="0"/>
-                <w:numId w:val="0"/>
-              </w:numPr>
-            </w:pPr>
-            <w:r>
+          </w:p>
+        </w:tc>
+        <w:tc>
+          <w:tcPr>
+            <w:tcW w:w="2125" w:type="dxa"/>
+          </w:tcPr>
+          <w:p>
+            <w:pPr>
+              <w:pStyle w:val="a0"/>
+              <w:numPr>
+                <w:ilvl w:val="0"/>
+                <w:numId w:val="0"/>
+              </w:numPr>
+              <w:rPr>
+                <w:sz w:val="24"/>
+              </w:rPr>
+            </w:pPr>
+            <w:r>
+              <w:rPr>
+                <w:sz w:val="24"/>
+              </w:rPr>
               <w:t>да</w:t>
             </w:r>
           </w:p>
         </w:tc>
         <w:tc>
           <w:tcPr>
-            <w:tcW w:w="2337" w:type="dxa"/>
-          </w:tcPr>
-          <w:p>
-            <w:pPr>
-              <w:pStyle w:val="a0"/>
-              <w:numPr>
-                <w:ilvl w:val="0"/>
-                <w:numId w:val="0"/>
-              </w:numPr>
-            </w:pPr>
-            <w:r>
+            <w:tcW w:w="2151" w:type="dxa"/>
+          </w:tcPr>
+          <w:p>
+            <w:pPr>
+              <w:pStyle w:val="a0"/>
+              <w:numPr>
+                <w:ilvl w:val="0"/>
+                <w:numId w:val="0"/>
+              </w:numPr>
+              <w:rPr>
+                <w:sz w:val="24"/>
+              </w:rPr>
+            </w:pPr>
+            <w:r>
+              <w:rPr>
+                <w:sz w:val="24"/>
+              </w:rPr>
               <w:t>Пластик</w:t>
             </w:r>
           </w:p>
@@ -865,31 +861,79 @@
         <w:tblLook w:val="04A0" w:firstRow="1" w:lastRow="0" w:firstColumn="1" w:lastColumn="0" w:noHBand="0" w:noVBand="1"/>
       </w:tblPr>
       <w:tblGrid>
-        <w:gridCol w:w="2238"/>
-        <w:gridCol w:w="2132"/>
+        <w:gridCol w:w="2687"/>
+        <w:gridCol w:w="1683"/>
         <w:gridCol w:w="2132"/>
         <w:gridCol w:w="2133"/>
       </w:tblGrid>
       <w:tr>
         <w:tc>
           <w:tcPr>
-            <w:tcW w:w="2238" w:type="dxa"/>
-          </w:tcPr>
-          <w:p>
-            <w:pPr>
-              <w:pStyle w:val="a0"/>
-              <w:numPr>
-                <w:ilvl w:val="0"/>
-                <w:numId w:val="0"/>
-              </w:numPr>
-            </w:pPr>
-            <w:r>
+            <w:tcW w:w="2687" w:type="dxa"/>
+          </w:tcPr>
+          <w:p>
+            <w:pPr>
+              <w:pStyle w:val="a0"/>
+              <w:numPr>
+                <w:ilvl w:val="0"/>
+                <w:numId w:val="0"/>
+              </w:numPr>
+              <w:rPr>
+                <w:sz w:val="24"/>
+              </w:rPr>
+            </w:pPr>
+            <w:r>
+              <w:rPr>
+                <w:sz w:val="24"/>
+              </w:rPr>
               <w:t>Свойства</w:t>
             </w:r>
           </w:p>
         </w:tc>
         <w:tc>
           <w:tcPr>
+            <w:tcW w:w="1683" w:type="dxa"/>
+          </w:tcPr>
+          <w:p>
+            <w:pPr>
+              <w:pStyle w:val="a0"/>
+              <w:numPr>
+                <w:ilvl w:val="0"/>
+                <w:numId w:val="0"/>
+              </w:numPr>
+              <w:rPr>
+                <w:sz w:val="24"/>
+              </w:rPr>
+            </w:pPr>
+            <w:r>
+              <w:rPr>
+                <w:sz w:val="24"/>
+              </w:rPr>
+              <w:sym w:font="Symbol" w:char="F064"/>
+            </w:r>
+            <w:r>
+              <w:rPr>
+                <w:sz w:val="24"/>
+              </w:rPr>
+              <w:t>(</w:t>
+            </w:r>
+            <w:r>
+              <w:rPr>
+                <w:sz w:val="24"/>
+                <w:lang w:val="en-US"/>
+              </w:rPr>
+              <w:t>O1, O2</w:t>
+            </w:r>
+            <w:r>
+              <w:rPr>
+                <w:sz w:val="24"/>
+              </w:rPr>
+              <w:t>)</w:t>
+            </w:r>
+          </w:p>
+        </w:tc>
+        <w:tc>
+          <w:tcPr>
             <w:tcW w:w="2132" w:type="dxa"/>
           </w:tcPr>
           <w:p>
@@ -899,102 +943,75 @@
                 <w:ilvl w:val="0"/>
                 <w:numId w:val="0"/>
               </w:numPr>
-            </w:pPr>
-            <w:r>
+              <w:rPr>
+                <w:sz w:val="24"/>
+              </w:rPr>
+            </w:pPr>
+            <w:r>
+              <w:rPr>
+                <w:sz w:val="24"/>
+              </w:rPr>
               <w:sym w:font="Symbol" w:char="F064"/>
             </w:r>
             <w:r>
+              <w:rPr>
+                <w:sz w:val="24"/>
+              </w:rPr>
               <w:t>(</w:t>
             </w:r>
             <w:r>
               <w:rPr>
+                <w:sz w:val="24"/>
                 <w:lang w:val="en-US"/>
               </w:rPr>
-              <w:t>O1, O2</w:t>
-            </w:r>
-            <w:r>
+              <w:t>O2, O3</w:t>
+            </w:r>
+            <w:r>
+              <w:rPr>
+                <w:sz w:val="24"/>
+              </w:rPr>
               <w:t>)</w:t>
             </w:r>
           </w:p>
         </w:tc>
         <w:tc>
           <w:tcPr>
-            <w:tcW w:w="2132" w:type="dxa"/>
-          </w:tcPr>
-          <w:p>
-            <w:pPr>
-              <w:pStyle w:val="a0"/>
-              <w:numPr>
-                <w:ilvl w:val="0"/>
-                <w:numId w:val="0"/>
-              </w:numPr>
-            </w:pPr>
-            <w:r>
+            <w:tcW w:w="2133" w:type="dxa"/>
+          </w:tcPr>
+          <w:p>
+            <w:pPr>
+              <w:pStyle w:val="a0"/>
+              <w:numPr>
+                <w:ilvl w:val="0"/>
+                <w:numId w:val="0"/>
+              </w:numPr>
+              <w:rPr>
+                <w:sz w:val="24"/>
+              </w:rPr>
+            </w:pPr>
+            <w:r>
+              <w:rPr>
+                <w:sz w:val="24"/>
+              </w:rPr>
               <w:sym w:font="Symbol" w:char="F064"/>
             </w:r>
             <w:r>
+              <w:rPr>
+                <w:sz w:val="24"/>
+              </w:rPr>
               <w:t>(</w:t>
             </w:r>
             <w:r>
               <w:rPr>
+                <w:sz w:val="24"/>
                 <w:lang w:val="en-US"/>
               </w:rPr>
-              <w:t>O</w:t>
-            </w:r>
-            <w:r>
-              <w:rPr>
-                <w:lang w:val="en-US"/>
-              </w:rPr>
-              <w:t>2</w:t>
-            </w:r>
-            <w:r>
-              <w:rPr>
-                <w:lang w:val="en-US"/>
-              </w:rPr>
-              <w:t>, O</w:t>
-            </w:r>
-            <w:r>
-              <w:rPr>
-                <w:lang w:val="en-US"/>
-              </w:rPr>
-              <w:t>3</w:t>
-            </w:r>
-            <w:r>
-              <w:t>)</w:t>
-            </w:r>
-          </w:p>
-        </w:tc>
-        <w:tc>
-          <w:tcPr>
-            <w:tcW w:w="2133" w:type="dxa"/>
-          </w:tcPr>
-          <w:p>
-            <w:pPr>
-              <w:pStyle w:val="a0"/>
-              <w:numPr>
-                <w:ilvl w:val="0"/>
-                <w:numId w:val="0"/>
-              </w:numPr>
-            </w:pPr>
-            <w:r>
-              <w:sym w:font="Symbol" w:char="F064"/>
-            </w:r>
-            <w:r>
-              <w:t>(</w:t>
-            </w:r>
-            <w:r>
-              <w:rPr>
-                <w:lang w:val="en-US"/>
-              </w:rPr>
-              <w:t>O1, O</w:t>
-            </w:r>
-            <w:r>
-              <w:rPr>
-                <w:lang w:val="en-US"/>
-              </w:rPr>
-              <w:t>3</w:t>
-            </w:r>
-            <w:r>
+              <w:t>O1, O3</w:t>
+            </w:r>
+            <w:r>
+              <w:rPr>
+                <w:sz w:val="24"/>
+              </w:rPr>
               <w:t>)</w:t>
             </w:r>
           </w:p>
@@ -1003,23 +1020,54 @@
       <w:tr>
         <w:tc>
           <w:tcPr>
-            <w:tcW w:w="2238" w:type="dxa"/>
-          </w:tcPr>
-          <w:p>
-            <w:pPr>
-              <w:pStyle w:val="a0"/>
-              <w:numPr>
-                <w:ilvl w:val="0"/>
-                <w:numId w:val="0"/>
-              </w:numPr>
-            </w:pPr>
-            <w:r>
+            <w:tcW w:w="2687" w:type="dxa"/>
+          </w:tcPr>
+          <w:p>
+            <w:pPr>
+              <w:pStyle w:val="a0"/>
+              <w:numPr>
+                <w:ilvl w:val="0"/>
+                <w:numId w:val="0"/>
+              </w:numPr>
+              <w:rPr>
+                <w:sz w:val="24"/>
+              </w:rPr>
+            </w:pPr>
+            <w:r>
+              <w:rPr>
+                <w:sz w:val="24"/>
+              </w:rPr>
               <w:t>Операционная система</w:t>
             </w:r>
           </w:p>
         </w:tc>
         <w:tc>
           <w:tcPr>
+            <w:tcW w:w="1683" w:type="dxa"/>
+          </w:tcPr>
+          <w:p>
+            <w:pPr>
+              <w:pStyle w:val="a0"/>
+              <w:numPr>
+                <w:ilvl w:val="0"/>
+                <w:numId w:val="0"/>
+              </w:numPr>
+              <w:rPr>
+                <w:sz w:val="24"/>
+                <w:lang w:val="en-US"/>
+              </w:rPr>
+            </w:pPr>
+            <w:r>
+              <w:rPr>
+                <w:sz w:val="24"/>
+                <w:lang w:val="en-US"/>
+              </w:rPr>
+              <w:t>1</w:t>
+            </w:r>
+          </w:p>
+        </w:tc>
+        <w:tc>
+          <w:tcPr>
             <w:tcW w:w="2132" w:type="dxa"/>
           </w:tcPr>
           <w:p>
@@ -1030,60 +1078,41 @@
                 <w:numId w:val="0"/>
               </w:numPr>
               <w:rPr>
+                <w:sz w:val="24"/>
                 <w:lang w:val="en-US"/>
               </w:rPr>
             </w:pPr>
             <w:r>
               <w:rPr>
+                <w:sz w:val="24"/>
                 <w:lang w:val="en-US"/>
               </w:rPr>
-              <w:t>0</w:t>
-            </w:r>
-          </w:p>
-        </w:tc>
-        <w:tc>
-          <w:tcPr>
-            <w:tcW w:w="2132" w:type="dxa"/>
-          </w:tcPr>
-          <w:p>
-            <w:pPr>
-              <w:pStyle w:val="a0"/>
-              <w:numPr>
-                <w:ilvl w:val="0"/>
-                <w:numId w:val="0"/>
-              </w:numPr>
-              <w:rPr>
+              <w:t>1</w:t>
+            </w:r>
+          </w:p>
+        </w:tc>
+        <w:tc>
+          <w:tcPr>
+            <w:tcW w:w="2133" w:type="dxa"/>
+          </w:tcPr>
+          <w:p>
+            <w:pPr>
+              <w:pStyle w:val="a0"/>
+              <w:numPr>
+                <w:ilvl w:val="0"/>
+                <w:numId w:val="0"/>
+              </w:numPr>
+              <w:rPr>
+                <w:sz w:val="24"/>
                 <w:lang w:val="en-US"/>
               </w:rPr>
             </w:pPr>
             <w:r>
               <w:rPr>
+                <w:sz w:val="24"/>
                 <w:lang w:val="en-US"/>
               </w:rPr>
-              <w:t>0</w:t>
-            </w:r>
-          </w:p>
-        </w:tc>
-        <w:tc>
-          <w:tcPr>
-            <w:tcW w:w="2133" w:type="dxa"/>
-          </w:tcPr>
-          <w:p>
-            <w:pPr>
-              <w:pStyle w:val="a0"/>
-              <w:numPr>
-                <w:ilvl w:val="0"/>
-                <w:numId w:val="0"/>
-              </w:numPr>
-              <w:rPr>
-                <w:lang w:val="en-US"/>
-              </w:rPr>
-            </w:pPr>
-            <w:r>
-              <w:rPr>
-                <w:lang w:val="en-US"/>
-              </w:rPr>
-              <w:t>0</w:t>
+              <w:t>1</w:t>
             </w:r>
           </w:p>
         </w:tc>
@@ -1091,21 +1120,28 @@
       <w:tr>
         <w:tc>
           <w:tcPr>
-            <w:tcW w:w="2238" w:type="dxa"/>
-          </w:tcPr>
-          <w:p>
-            <w:pPr>
-              <w:pStyle w:val="a0"/>
-              <w:numPr>
-                <w:ilvl w:val="0"/>
-                <w:numId w:val="0"/>
-              </w:numPr>
-            </w:pPr>
-            <w:r>
+            <w:tcW w:w="2687" w:type="dxa"/>
+          </w:tcPr>
+          <w:p>
+            <w:pPr>
+              <w:pStyle w:val="a0"/>
+              <w:numPr>
+                <w:ilvl w:val="0"/>
+                <w:numId w:val="0"/>
+              </w:numPr>
+              <w:rPr>
+                <w:sz w:val="24"/>
+              </w:rPr>
+            </w:pPr>
+            <w:r>
+              <w:rPr>
+                <w:sz w:val="24"/>
+              </w:rPr>
               <w:t xml:space="preserve">Наличие </w:t>
             </w:r>
             <w:r>
               <w:rPr>
+                <w:sz w:val="24"/>
                 <w:lang w:val="en-US"/>
               </w:rPr>
               <w:t>NFC</w:t>
@@ -1114,6 +1150,31 @@
         </w:tc>
         <w:tc>
           <w:tcPr>
+            <w:tcW w:w="1683" w:type="dxa"/>
+          </w:tcPr>
+          <w:p>
+            <w:pPr>
+              <w:pStyle w:val="a0"/>
+              <w:numPr>
+                <w:ilvl w:val="0"/>
+                <w:numId w:val="0"/>
+              </w:numPr>
+              <w:rPr>
+                <w:sz w:val="24"/>
+                <w:lang w:val="en-US"/>
+              </w:rPr>
+            </w:pPr>
+            <w:r>
+              <w:rPr>
+                <w:sz w:val="24"/>
+                <w:lang w:val="en-US"/>
+              </w:rPr>
+              <w:t>1</w:t>
+            </w:r>
+          </w:p>
+        </w:tc>
+        <w:tc>
+          <w:tcPr>
             <w:tcW w:w="2132" w:type="dxa"/>
           </w:tcPr>
           <w:p>
@@ -1124,57 +1185,38 @@
                 <w:numId w:val="0"/>
               </w:numPr>
               <w:rPr>
+                <w:sz w:val="24"/>
                 <w:lang w:val="en-US"/>
               </w:rPr>
             </w:pPr>
             <w:r>
               <w:rPr>
+                <w:sz w:val="24"/>
                 <w:lang w:val="en-US"/>
               </w:rPr>
-              <w:t>1</w:t>
-            </w:r>
-          </w:p>
-        </w:tc>
-        <w:tc>
-          <w:tcPr>
-            <w:tcW w:w="2132" w:type="dxa"/>
-          </w:tcPr>
-          <w:p>
-            <w:pPr>
-              <w:pStyle w:val="a0"/>
-              <w:numPr>
-                <w:ilvl w:val="0"/>
-                <w:numId w:val="0"/>
-              </w:numPr>
-              <w:rPr>
+              <w:t>0</w:t>
+            </w:r>
+          </w:p>
+        </w:tc>
+        <w:tc>
+          <w:tcPr>
+            <w:tcW w:w="2133" w:type="dxa"/>
+          </w:tcPr>
+          <w:p>
+            <w:pPr>
+              <w:pStyle w:val="a0"/>
+              <w:numPr>
+                <w:ilvl w:val="0"/>
+                <w:numId w:val="0"/>
+              </w:numPr>
+              <w:rPr>
+                <w:sz w:val="24"/>
                 <w:lang w:val="en-US"/>
               </w:rPr>
             </w:pPr>
             <w:r>
               <w:rPr>
-                <w:lang w:val="en-US"/>
-              </w:rPr>
-              <w:t>0</w:t>
-            </w:r>
-          </w:p>
-        </w:tc>
-        <w:tc>
-          <w:tcPr>
-            <w:tcW w:w="2133" w:type="dxa"/>
-          </w:tcPr>
-          <w:p>
-            <w:pPr>
-              <w:pStyle w:val="a0"/>
-              <w:numPr>
-                <w:ilvl w:val="0"/>
-                <w:numId w:val="0"/>
-              </w:numPr>
-              <w:rPr>
-                <w:lang w:val="en-US"/>
-              </w:rPr>
-            </w:pPr>
-            <w:r>
-              <w:rPr>
+                <w:sz w:val="24"/>
                 <w:lang w:val="en-US"/>
               </w:rPr>
               <w:t>0</w:t>
@@ -1185,24 +1227,54 @@
       <w:tr>
         <w:tc>
           <w:tcPr>
-            <w:tcW w:w="2238" w:type="dxa"/>
-          </w:tcPr>
-          <w:p>
-            <w:pPr>
-              <w:pStyle w:val="a0"/>
-              <w:numPr>
-                <w:ilvl w:val="0"/>
-                <w:numId w:val="0"/>
-              </w:numPr>
-            </w:pPr>
-            <w:r>
-              <w:lastRenderedPageBreak/>
+            <w:tcW w:w="2687" w:type="dxa"/>
+          </w:tcPr>
+          <w:p>
+            <w:pPr>
+              <w:pStyle w:val="a0"/>
+              <w:numPr>
+                <w:ilvl w:val="0"/>
+                <w:numId w:val="0"/>
+              </w:numPr>
+              <w:rPr>
+                <w:sz w:val="24"/>
+              </w:rPr>
+            </w:pPr>
+            <w:r>
+              <w:rPr>
+                <w:sz w:val="24"/>
+              </w:rPr>
               <w:t>Материал корпуса</w:t>
             </w:r>
           </w:p>
         </w:tc>
         <w:tc>
           <w:tcPr>
+            <w:tcW w:w="1683" w:type="dxa"/>
+          </w:tcPr>
+          <w:p>
+            <w:pPr>
+              <w:pStyle w:val="a0"/>
+              <w:numPr>
+                <w:ilvl w:val="0"/>
+                <w:numId w:val="0"/>
+              </w:numPr>
+              <w:rPr>
+                <w:sz w:val="24"/>
+                <w:lang w:val="en-US"/>
+              </w:rPr>
+            </w:pPr>
+            <w:r>
+              <w:rPr>
+                <w:sz w:val="24"/>
+                <w:lang w:val="en-US"/>
+              </w:rPr>
+              <w:t>1</w:t>
+            </w:r>
+          </w:p>
+        </w:tc>
+        <w:tc>
+          <w:tcPr>
             <w:tcW w:w="2132" w:type="dxa"/>
           </w:tcPr>
           <w:p>
@@ -1213,11 +1285,13 @@
                 <w:numId w:val="0"/>
               </w:numPr>
               <w:rPr>
+                <w:sz w:val="24"/>
                 <w:lang w:val="en-US"/>
               </w:rPr>
             </w:pPr>
             <w:r>
               <w:rPr>
+                <w:sz w:val="24"/>
                 <w:lang w:val="en-US"/>
               </w:rPr>
               <w:t>1</w:t>
@@ -1226,44 +1300,23 @@
         </w:tc>
         <w:tc>
           <w:tcPr>
-            <w:tcW w:w="2132" w:type="dxa"/>
-          </w:tcPr>
-          <w:p>
-            <w:pPr>
-              <w:pStyle w:val="a0"/>
-              <w:numPr>
-                <w:ilvl w:val="0"/>
-                <w:numId w:val="0"/>
-              </w:numPr>
-              <w:rPr>
+            <w:tcW w:w="2133" w:type="dxa"/>
+          </w:tcPr>
+          <w:p>
+            <w:pPr>
+              <w:pStyle w:val="a0"/>
+              <w:numPr>
+                <w:ilvl w:val="0"/>
+                <w:numId w:val="0"/>
+              </w:numPr>
+              <w:rPr>
+                <w:sz w:val="24"/>
                 <w:lang w:val="en-US"/>
               </w:rPr>
             </w:pPr>
             <w:r>
               <w:rPr>
-                <w:lang w:val="en-US"/>
-              </w:rPr>
-              <w:t>1</w:t>
-            </w:r>
-          </w:p>
-        </w:tc>
-        <w:tc>
-          <w:tcPr>
-            <w:tcW w:w="2133" w:type="dxa"/>
-          </w:tcPr>
-          <w:p>
-            <w:pPr>
-              <w:pStyle w:val="a0"/>
-              <w:numPr>
-                <w:ilvl w:val="0"/>
-                <w:numId w:val="0"/>
-              </w:numPr>
-              <w:rPr>
-                <w:lang w:val="en-US"/>
-              </w:rPr>
-            </w:pPr>
-            <w:r>
-              <w:rPr>
+                <w:sz w:val="24"/>
                 <w:lang w:val="en-US"/>
               </w:rPr>
               <w:t>1</w:t>
@@ -1291,6 +1344,9 @@
         </w:numPr>
         <w:ind w:left="710"/>
       </w:pPr>
+      <w:r>
+        <w:t xml:space="preserve">Таблица 3 — </w:t>
+      </w:r>
     </w:p>
     <w:tbl>
       <w:tblPr>
@@ -1316,8 +1372,14 @@
                 <w:ilvl w:val="0"/>
                 <w:numId w:val="0"/>
               </w:numPr>
-            </w:pPr>
-            <w:r>
+              <w:rPr>
+                <w:sz w:val="24"/>
+              </w:rPr>
+            </w:pPr>
+            <w:r>
+              <w:rPr>
+                <w:sz w:val="24"/>
+              </w:rPr>
               <w:t>Свойства</w:t>
             </w:r>
           </w:p>
@@ -1333,8 +1395,14 @@
                 <w:ilvl w:val="0"/>
                 <w:numId w:val="0"/>
               </w:numPr>
-            </w:pPr>
-            <w:r>
+              <w:rPr>
+                <w:sz w:val="24"/>
+              </w:rPr>
+            </w:pPr>
+            <w:r>
+              <w:rPr>
+                <w:sz w:val="24"/>
+              </w:rPr>
               <w:t>Значение</w:t>
             </w:r>
           </w:p>
@@ -1350,8 +1418,14 @@
                 <w:ilvl w:val="0"/>
                 <w:numId w:val="0"/>
               </w:numPr>
-            </w:pPr>
-            <w:r>
+              <w:rPr>
+                <w:sz w:val="24"/>
+              </w:rPr>
+            </w:pPr>
+            <w:r>
+              <w:rPr>
+                <w:sz w:val="24"/>
+              </w:rPr>
               <w:t>Частота</w:t>
             </w:r>
           </w:p>
@@ -1369,8 +1443,14 @@
                 <w:ilvl w:val="0"/>
                 <w:numId w:val="0"/>
               </w:numPr>
-            </w:pPr>
-            <w:r>
+              <w:rPr>
+                <w:sz w:val="24"/>
+              </w:rPr>
+            </w:pPr>
+            <w:r>
+              <w:rPr>
+                <w:sz w:val="24"/>
+              </w:rPr>
               <w:t>Операционная система</w:t>
             </w:r>
           </w:p>
@@ -1387,11 +1467,13 @@
                 <w:numId w:val="0"/>
               </w:numPr>
               <w:rPr>
+                <w:sz w:val="24"/>
                 <w:lang w:val="en-US"/>
               </w:rPr>
             </w:pPr>
             <w:r>
               <w:rPr>
+                <w:sz w:val="24"/>
                 <w:lang w:val="en-US"/>
               </w:rPr>
               <w:t>Android</w:t>
@@ -1410,11 +1492,13 @@
                 <w:numId w:val="0"/>
               </w:numPr>
               <w:rPr>
+                <w:sz w:val="24"/>
                 <w:lang w:val="en-US"/>
               </w:rPr>
             </w:pPr>
             <w:r>
               <w:rPr>
+                <w:sz w:val="24"/>
                 <w:lang w:val="en-US"/>
               </w:rPr>
               <w:t>1</w:t>
@@ -1434,12 +1518,20 @@
                 <w:ilvl w:val="0"/>
                 <w:numId w:val="0"/>
               </w:numPr>
-            </w:pPr>
-            <w:r>
+              <w:rPr>
+                <w:sz w:val="24"/>
+              </w:rPr>
+            </w:pPr>
+            <w:r>
+              <w:rPr>
+                <w:sz w:val="24"/>
+              </w:rPr>
+              <w:lastRenderedPageBreak/>
               <w:t xml:space="preserve">Наличие </w:t>
             </w:r>
             <w:r>
               <w:rPr>
+                <w:sz w:val="24"/>
                 <w:lang w:val="en-US"/>
               </w:rPr>
               <w:t>NFC</w:t>
@@ -1457,8 +1549,14 @@
                 <w:ilvl w:val="0"/>
                 <w:numId w:val="0"/>
               </w:numPr>
-            </w:pPr>
-            <w:r>
+              <w:rPr>
+                <w:sz w:val="24"/>
+              </w:rPr>
+            </w:pPr>
+            <w:r>
+              <w:rPr>
+                <w:sz w:val="24"/>
+              </w:rPr>
               <w:t>нет</w:t>
             </w:r>
           </w:p>
@@ -1474,8 +1572,14 @@
                 <w:ilvl w:val="0"/>
                 <w:numId w:val="0"/>
               </w:numPr>
-            </w:pPr>
-            <w:r>
+              <w:rPr>
+                <w:sz w:val="24"/>
+              </w:rPr>
+            </w:pPr>
+            <w:r>
+              <w:rPr>
+                <w:sz w:val="24"/>
+              </w:rPr>
               <w:t>0.67</w:t>
             </w:r>
           </w:p>
@@ -1493,12 +1597,19 @@
                 <w:ilvl w:val="0"/>
                 <w:numId w:val="0"/>
               </w:numPr>
-            </w:pPr>
-            <w:r>
+              <w:rPr>
+                <w:sz w:val="24"/>
+              </w:rPr>
+            </w:pPr>
+            <w:r>
+              <w:rPr>
+                <w:sz w:val="24"/>
+              </w:rPr>
               <w:t xml:space="preserve">Наличие </w:t>
             </w:r>
             <w:r>
               <w:rPr>
+                <w:sz w:val="24"/>
                 <w:lang w:val="en-US"/>
               </w:rPr>
               <w:t>NFC</w:t>
@@ -1516,8 +1627,14 @@
                 <w:ilvl w:val="0"/>
                 <w:numId w:val="0"/>
               </w:numPr>
-            </w:pPr>
-            <w:r>
+              <w:rPr>
+                <w:sz w:val="24"/>
+              </w:rPr>
+            </w:pPr>
+            <w:r>
+              <w:rPr>
+                <w:sz w:val="24"/>
+              </w:rPr>
               <w:t>да</w:t>
             </w:r>
           </w:p>
@@ -1533,8 +1650,14 @@
                 <w:ilvl w:val="0"/>
                 <w:numId w:val="0"/>
               </w:numPr>
-            </w:pPr>
-            <w:r>
+              <w:rPr>
+                <w:sz w:val="24"/>
+              </w:rPr>
+            </w:pPr>
+            <w:r>
+              <w:rPr>
+                <w:sz w:val="24"/>
+              </w:rPr>
               <w:t>0.33</w:t>
             </w:r>
           </w:p>
@@ -1552,8 +1675,14 @@
                 <w:ilvl w:val="0"/>
                 <w:numId w:val="0"/>
               </w:numPr>
-            </w:pPr>
-            <w:r>
+              <w:rPr>
+                <w:sz w:val="24"/>
+              </w:rPr>
+            </w:pPr>
+            <w:r>
+              <w:rPr>
+                <w:sz w:val="24"/>
+              </w:rPr>
               <w:t>Материал корпуса</w:t>
             </w:r>
           </w:p>
@@ -1569,8 +1698,14 @@
                 <w:ilvl w:val="0"/>
                 <w:numId w:val="0"/>
               </w:numPr>
-            </w:pPr>
-            <w:r>
+              <w:rPr>
+                <w:sz w:val="24"/>
+              </w:rPr>
+            </w:pPr>
+            <w:r>
+              <w:rPr>
+                <w:sz w:val="24"/>
+              </w:rPr>
               <w:t>Пластик</w:t>
             </w:r>
           </w:p>
@@ -1586,8 +1721,14 @@
                 <w:ilvl w:val="0"/>
                 <w:numId w:val="0"/>
               </w:numPr>
-            </w:pPr>
-            <w:r>
+              <w:rPr>
+                <w:sz w:val="24"/>
+              </w:rPr>
+            </w:pPr>
+            <w:r>
+              <w:rPr>
+                <w:sz w:val="24"/>
+              </w:rPr>
               <w:t>1</w:t>
             </w:r>
           </w:p>
@@ -1602,6 +1743,3568 @@
           <w:numId w:val="0"/>
         </w:numPr>
         <w:ind w:left="710"/>
+      </w:pPr>
+    </w:p>
+    <w:p>
+      <w:pPr>
+        <w:pStyle w:val="a0"/>
+        <w:numPr>
+          <w:ilvl w:val="0"/>
+          <w:numId w:val="0"/>
+        </w:numPr>
+        <w:ind w:left="710"/>
+      </w:pPr>
+      <w:r>
+        <w:t>Выбранные свойства:</w:t>
+      </w:r>
+    </w:p>
+    <w:p>
+      <w:pPr>
+        <w:pStyle w:val="a0"/>
+        <w:numPr>
+          <w:ilvl w:val="0"/>
+          <w:numId w:val="5"/>
+        </w:numPr>
+      </w:pPr>
+      <w:r>
+        <w:t>Производительность</w:t>
+      </w:r>
+    </w:p>
+    <w:p>
+      <w:pPr>
+        <w:pStyle w:val="a0"/>
+        <w:numPr>
+          <w:ilvl w:val="0"/>
+          <w:numId w:val="5"/>
+        </w:numPr>
+      </w:pPr>
+      <w:r>
+        <w:t>Качество основной камеры</w:t>
+      </w:r>
+    </w:p>
+    <w:p>
+      <w:pPr>
+        <w:pStyle w:val="a0"/>
+        <w:numPr>
+          <w:ilvl w:val="0"/>
+          <w:numId w:val="5"/>
+        </w:numPr>
+      </w:pPr>
+      <w:r>
+        <w:t>Автономность</w:t>
+      </w:r>
+    </w:p>
+    <w:p>
+      <w:pPr>
+        <w:ind w:firstLine="708"/>
+      </w:pPr>
+      <w:r>
+        <w:t xml:space="preserve">Таблица </w:t>
+      </w:r>
+      <w:r>
+        <w:t>4</w:t>
+      </w:r>
+      <w:r>
+        <w:t xml:space="preserve"> — </w:t>
+      </w:r>
+    </w:p>
+    <w:tbl>
+      <w:tblPr>
+        <w:tblStyle w:val="af7"/>
+        <w:tblW w:w="8671" w:type="dxa"/>
+        <w:tblInd w:w="679" w:type="dxa"/>
+        <w:tblLook w:val="04A0" w:firstRow="1" w:lastRow="0" w:firstColumn="1" w:lastColumn="0" w:noHBand="0" w:noVBand="1"/>
+      </w:tblPr>
+      <w:tblGrid>
+        <w:gridCol w:w="2364"/>
+        <w:gridCol w:w="1731"/>
+        <w:gridCol w:w="1570"/>
+        <w:gridCol w:w="1843"/>
+        <w:gridCol w:w="1163"/>
+      </w:tblGrid>
+      <w:tr>
+        <w:tc>
+          <w:tcPr>
+            <w:tcW w:w="2364" w:type="dxa"/>
+          </w:tcPr>
+          <w:p>
+            <w:pPr>
+              <w:spacing w:line="276" w:lineRule="auto"/>
+              <w:ind w:firstLine="0"/>
+              <w:jc w:val="left"/>
+              <w:rPr>
+                <w:sz w:val="24"/>
+              </w:rPr>
+            </w:pPr>
+            <w:r>
+              <w:rPr>
+                <w:sz w:val="24"/>
+              </w:rPr>
+              <w:t>Свойство</w:t>
+            </w:r>
+          </w:p>
+        </w:tc>
+        <w:tc>
+          <w:tcPr>
+            <w:tcW w:w="1731" w:type="dxa"/>
+          </w:tcPr>
+          <w:p>
+            <w:pPr>
+              <w:spacing w:line="276" w:lineRule="auto"/>
+              <w:ind w:firstLine="0"/>
+              <w:jc w:val="left"/>
+              <w:rPr>
+                <w:sz w:val="24"/>
+              </w:rPr>
+            </w:pPr>
+            <w:r>
+              <w:rPr>
+                <w:sz w:val="24"/>
+                <w:lang w:val="en-US"/>
+              </w:rPr>
+              <w:t>OPPO A5 2020</w:t>
+            </w:r>
+          </w:p>
+        </w:tc>
+        <w:tc>
+          <w:tcPr>
+            <w:tcW w:w="1570" w:type="dxa"/>
+          </w:tcPr>
+          <w:p>
+            <w:pPr>
+              <w:spacing w:line="276" w:lineRule="auto"/>
+              <w:ind w:firstLine="0"/>
+              <w:jc w:val="left"/>
+              <w:rPr>
+                <w:sz w:val="24"/>
+              </w:rPr>
+            </w:pPr>
+            <w:r>
+              <w:rPr>
+                <w:sz w:val="24"/>
+                <w:lang w:val="en-US"/>
+              </w:rPr>
+              <w:t>Xiaomi Redmi Note 9</w:t>
+            </w:r>
+          </w:p>
+        </w:tc>
+        <w:tc>
+          <w:tcPr>
+            <w:tcW w:w="1843" w:type="dxa"/>
+          </w:tcPr>
+          <w:p>
+            <w:pPr>
+              <w:spacing w:line="276" w:lineRule="auto"/>
+              <w:ind w:firstLine="0"/>
+              <w:jc w:val="left"/>
+              <w:rPr>
+                <w:sz w:val="24"/>
+              </w:rPr>
+            </w:pPr>
+            <w:r>
+              <w:rPr>
+                <w:sz w:val="24"/>
+                <w:lang w:val="en-US"/>
+              </w:rPr>
+              <w:t>Samsung Galaxy A51</w:t>
+            </w:r>
+          </w:p>
+        </w:tc>
+        <w:tc>
+          <w:tcPr>
+            <w:tcW w:w="1163" w:type="dxa"/>
+          </w:tcPr>
+          <w:p>
+            <w:pPr>
+              <w:spacing w:line="276" w:lineRule="auto"/>
+              <w:ind w:firstLine="0"/>
+              <w:jc w:val="left"/>
+              <w:rPr>
+                <w:sz w:val="24"/>
+              </w:rPr>
+            </w:pPr>
+            <w:r>
+              <w:rPr>
+                <w:sz w:val="24"/>
+              </w:rPr>
+              <w:t>Медиана</w:t>
+            </w:r>
+          </w:p>
+        </w:tc>
+      </w:tr>
+      <w:tr>
+        <w:tc>
+          <w:tcPr>
+            <w:tcW w:w="2364" w:type="dxa"/>
+          </w:tcPr>
+          <w:p>
+            <w:pPr>
+              <w:spacing w:line="276" w:lineRule="auto"/>
+              <w:ind w:firstLine="0"/>
+              <w:jc w:val="left"/>
+              <w:rPr>
+                <w:sz w:val="24"/>
+              </w:rPr>
+            </w:pPr>
+            <w:r>
+              <w:rPr>
+                <w:sz w:val="24"/>
+              </w:rPr>
+              <w:t>Производительность</w:t>
+            </w:r>
+          </w:p>
+        </w:tc>
+        <w:tc>
+          <w:tcPr>
+            <w:tcW w:w="1731" w:type="dxa"/>
+          </w:tcPr>
+          <w:p>
+            <w:pPr>
+              <w:spacing w:line="276" w:lineRule="auto"/>
+              <w:ind w:firstLine="0"/>
+              <w:jc w:val="left"/>
+              <w:rPr>
+                <w:sz w:val="24"/>
+              </w:rPr>
+            </w:pPr>
+            <w:r>
+              <w:rPr>
+                <w:sz w:val="24"/>
+              </w:rPr>
+              <w:t>3</w:t>
+            </w:r>
+          </w:p>
+        </w:tc>
+        <w:tc>
+          <w:tcPr>
+            <w:tcW w:w="1570" w:type="dxa"/>
+          </w:tcPr>
+          <w:p>
+            <w:pPr>
+              <w:spacing w:line="276" w:lineRule="auto"/>
+              <w:ind w:firstLine="0"/>
+              <w:jc w:val="left"/>
+              <w:rPr>
+                <w:sz w:val="24"/>
+              </w:rPr>
+            </w:pPr>
+            <w:r>
+              <w:rPr>
+                <w:sz w:val="24"/>
+              </w:rPr>
+              <w:t>2</w:t>
+            </w:r>
+          </w:p>
+        </w:tc>
+        <w:tc>
+          <w:tcPr>
+            <w:tcW w:w="1843" w:type="dxa"/>
+          </w:tcPr>
+          <w:p>
+            <w:pPr>
+              <w:spacing w:line="276" w:lineRule="auto"/>
+              <w:ind w:firstLine="0"/>
+              <w:jc w:val="left"/>
+              <w:rPr>
+                <w:sz w:val="24"/>
+              </w:rPr>
+            </w:pPr>
+            <w:r>
+              <w:rPr>
+                <w:sz w:val="24"/>
+              </w:rPr>
+              <w:t>1</w:t>
+            </w:r>
+          </w:p>
+        </w:tc>
+        <w:tc>
+          <w:tcPr>
+            <w:tcW w:w="1163" w:type="dxa"/>
+          </w:tcPr>
+          <w:p>
+            <w:pPr>
+              <w:spacing w:line="276" w:lineRule="auto"/>
+              <w:ind w:firstLine="0"/>
+              <w:jc w:val="left"/>
+              <w:rPr>
+                <w:sz w:val="24"/>
+              </w:rPr>
+            </w:pPr>
+            <w:r>
+              <w:rPr>
+                <w:sz w:val="24"/>
+              </w:rPr>
+              <w:t>Объект 2</w:t>
+            </w:r>
+          </w:p>
+        </w:tc>
+      </w:tr>
+      <w:tr>
+        <w:tc>
+          <w:tcPr>
+            <w:tcW w:w="2364" w:type="dxa"/>
+          </w:tcPr>
+          <w:p>
+            <w:pPr>
+              <w:spacing w:line="276" w:lineRule="auto"/>
+              <w:ind w:firstLine="0"/>
+              <w:jc w:val="left"/>
+              <w:rPr>
+                <w:sz w:val="24"/>
+              </w:rPr>
+            </w:pPr>
+            <w:r>
+              <w:rPr>
+                <w:sz w:val="24"/>
+              </w:rPr>
+              <w:t>Качество</w:t>
+            </w:r>
+            <w:r>
+              <w:rPr>
+                <w:sz w:val="24"/>
+              </w:rPr>
+              <w:t xml:space="preserve"> </w:t>
+            </w:r>
+            <w:r>
+              <w:rPr>
+                <w:sz w:val="24"/>
+              </w:rPr>
+              <w:t>основной камеры</w:t>
+            </w:r>
+          </w:p>
+        </w:tc>
+        <w:tc>
+          <w:tcPr>
+            <w:tcW w:w="1731" w:type="dxa"/>
+          </w:tcPr>
+          <w:p>
+            <w:pPr>
+              <w:spacing w:line="276" w:lineRule="auto"/>
+              <w:ind w:firstLine="0"/>
+              <w:jc w:val="left"/>
+              <w:rPr>
+                <w:sz w:val="24"/>
+              </w:rPr>
+            </w:pPr>
+            <w:r>
+              <w:rPr>
+                <w:sz w:val="24"/>
+              </w:rPr>
+              <w:t>3</w:t>
+            </w:r>
+          </w:p>
+        </w:tc>
+        <w:tc>
+          <w:tcPr>
+            <w:tcW w:w="1570" w:type="dxa"/>
+          </w:tcPr>
+          <w:p>
+            <w:pPr>
+              <w:spacing w:line="276" w:lineRule="auto"/>
+              <w:ind w:firstLine="0"/>
+              <w:jc w:val="left"/>
+              <w:rPr>
+                <w:sz w:val="24"/>
+              </w:rPr>
+            </w:pPr>
+            <w:r>
+              <w:rPr>
+                <w:sz w:val="24"/>
+              </w:rPr>
+              <w:t>2</w:t>
+            </w:r>
+          </w:p>
+        </w:tc>
+        <w:tc>
+          <w:tcPr>
+            <w:tcW w:w="1843" w:type="dxa"/>
+          </w:tcPr>
+          <w:p>
+            <w:pPr>
+              <w:spacing w:line="276" w:lineRule="auto"/>
+              <w:ind w:firstLine="0"/>
+              <w:jc w:val="left"/>
+              <w:rPr>
+                <w:sz w:val="24"/>
+              </w:rPr>
+            </w:pPr>
+            <w:r>
+              <w:rPr>
+                <w:sz w:val="24"/>
+              </w:rPr>
+              <w:t>1</w:t>
+            </w:r>
+          </w:p>
+        </w:tc>
+        <w:tc>
+          <w:tcPr>
+            <w:tcW w:w="1163" w:type="dxa"/>
+          </w:tcPr>
+          <w:p>
+            <w:pPr>
+              <w:spacing w:line="276" w:lineRule="auto"/>
+              <w:ind w:firstLine="0"/>
+              <w:jc w:val="left"/>
+              <w:rPr>
+                <w:sz w:val="24"/>
+              </w:rPr>
+            </w:pPr>
+            <w:r>
+              <w:rPr>
+                <w:sz w:val="24"/>
+              </w:rPr>
+              <w:t xml:space="preserve">Объект </w:t>
+            </w:r>
+            <w:r>
+              <w:rPr>
+                <w:sz w:val="24"/>
+              </w:rPr>
+              <w:t>2</w:t>
+            </w:r>
+          </w:p>
+        </w:tc>
+      </w:tr>
+      <w:tr>
+        <w:tc>
+          <w:tcPr>
+            <w:tcW w:w="2364" w:type="dxa"/>
+          </w:tcPr>
+          <w:p>
+            <w:pPr>
+              <w:spacing w:line="276" w:lineRule="auto"/>
+              <w:ind w:firstLine="0"/>
+              <w:jc w:val="left"/>
+              <w:rPr>
+                <w:sz w:val="24"/>
+              </w:rPr>
+            </w:pPr>
+            <w:r>
+              <w:rPr>
+                <w:sz w:val="24"/>
+              </w:rPr>
+              <w:t>Автономность</w:t>
+            </w:r>
+          </w:p>
+        </w:tc>
+        <w:tc>
+          <w:tcPr>
+            <w:tcW w:w="1731" w:type="dxa"/>
+          </w:tcPr>
+          <w:p>
+            <w:pPr>
+              <w:spacing w:line="276" w:lineRule="auto"/>
+              <w:ind w:firstLine="0"/>
+              <w:jc w:val="left"/>
+              <w:rPr>
+                <w:sz w:val="24"/>
+              </w:rPr>
+            </w:pPr>
+            <w:r>
+              <w:rPr>
+                <w:sz w:val="24"/>
+              </w:rPr>
+              <w:t>1</w:t>
+            </w:r>
+          </w:p>
+        </w:tc>
+        <w:tc>
+          <w:tcPr>
+            <w:tcW w:w="1570" w:type="dxa"/>
+          </w:tcPr>
+          <w:p>
+            <w:pPr>
+              <w:spacing w:line="276" w:lineRule="auto"/>
+              <w:ind w:firstLine="0"/>
+              <w:jc w:val="left"/>
+              <w:rPr>
+                <w:sz w:val="24"/>
+              </w:rPr>
+            </w:pPr>
+            <w:r>
+              <w:rPr>
+                <w:sz w:val="24"/>
+              </w:rPr>
+              <w:t>2</w:t>
+            </w:r>
+          </w:p>
+        </w:tc>
+        <w:tc>
+          <w:tcPr>
+            <w:tcW w:w="1843" w:type="dxa"/>
+          </w:tcPr>
+          <w:p>
+            <w:pPr>
+              <w:spacing w:line="276" w:lineRule="auto"/>
+              <w:ind w:firstLine="0"/>
+              <w:jc w:val="left"/>
+              <w:rPr>
+                <w:sz w:val="24"/>
+              </w:rPr>
+            </w:pPr>
+            <w:r>
+              <w:rPr>
+                <w:sz w:val="24"/>
+              </w:rPr>
+              <w:t>3</w:t>
+            </w:r>
+          </w:p>
+        </w:tc>
+        <w:tc>
+          <w:tcPr>
+            <w:tcW w:w="1163" w:type="dxa"/>
+          </w:tcPr>
+          <w:p>
+            <w:pPr>
+              <w:spacing w:line="276" w:lineRule="auto"/>
+              <w:ind w:firstLine="0"/>
+              <w:jc w:val="left"/>
+              <w:rPr>
+                <w:sz w:val="24"/>
+              </w:rPr>
+            </w:pPr>
+            <w:r>
+              <w:rPr>
+                <w:sz w:val="24"/>
+              </w:rPr>
+              <w:t xml:space="preserve">Объект </w:t>
+            </w:r>
+            <w:r>
+              <w:rPr>
+                <w:sz w:val="24"/>
+              </w:rPr>
+              <w:t>2</w:t>
+            </w:r>
+          </w:p>
+        </w:tc>
+      </w:tr>
+    </w:tbl>
+    <w:p/>
+    <w:p>
+      <w:r>
+        <w:t>Выбранные свойства:</w:t>
+      </w:r>
+    </w:p>
+    <w:p>
+      <w:pPr>
+        <w:pStyle w:val="a0"/>
+        <w:numPr>
+          <w:ilvl w:val="0"/>
+          <w:numId w:val="7"/>
+        </w:numPr>
+      </w:pPr>
+      <w:r>
+        <w:t>Цена (на момент выхода, рубль)</w:t>
+      </w:r>
+    </w:p>
+    <w:p>
+      <w:pPr>
+        <w:pStyle w:val="a0"/>
+        <w:numPr>
+          <w:ilvl w:val="0"/>
+          <w:numId w:val="7"/>
+        </w:numPr>
+      </w:pPr>
+      <w:r>
+        <w:t>Вес (грамм)</w:t>
+      </w:r>
+    </w:p>
+    <w:p>
+      <w:pPr>
+        <w:pStyle w:val="a0"/>
+        <w:numPr>
+          <w:ilvl w:val="0"/>
+          <w:numId w:val="7"/>
+        </w:numPr>
+      </w:pPr>
+      <w:r>
+        <w:t>Внутренняя память (ГБ)</w:t>
+      </w:r>
+    </w:p>
+    <w:p>
+      <w:r>
+        <w:t xml:space="preserve">Таблица 5 — </w:t>
+      </w:r>
+    </w:p>
+    <w:tbl>
+      <w:tblPr>
+        <w:tblStyle w:val="af7"/>
+        <w:tblW w:w="0" w:type="auto"/>
+        <w:tblInd w:w="704" w:type="dxa"/>
+        <w:tblLook w:val="04A0" w:firstRow="1" w:lastRow="0" w:firstColumn="1" w:lastColumn="0" w:noHBand="0" w:noVBand="1"/>
+      </w:tblPr>
+      <w:tblGrid>
+        <w:gridCol w:w="2268"/>
+        <w:gridCol w:w="1701"/>
+        <w:gridCol w:w="2410"/>
+        <w:gridCol w:w="2262"/>
+      </w:tblGrid>
+      <w:tr>
+        <w:tc>
+          <w:tcPr>
+            <w:tcW w:w="2268" w:type="dxa"/>
+          </w:tcPr>
+          <w:p>
+            <w:pPr>
+              <w:pStyle w:val="a0"/>
+              <w:numPr>
+                <w:ilvl w:val="0"/>
+                <w:numId w:val="0"/>
+              </w:numPr>
+              <w:spacing w:line="276" w:lineRule="auto"/>
+              <w:jc w:val="left"/>
+              <w:rPr>
+                <w:sz w:val="24"/>
+              </w:rPr>
+            </w:pPr>
+            <w:r>
+              <w:rPr>
+                <w:sz w:val="24"/>
+              </w:rPr>
+              <w:t>Свойство</w:t>
+            </w:r>
+          </w:p>
+        </w:tc>
+        <w:tc>
+          <w:tcPr>
+            <w:tcW w:w="1701" w:type="dxa"/>
+          </w:tcPr>
+          <w:p>
+            <w:pPr>
+              <w:pStyle w:val="a0"/>
+              <w:numPr>
+                <w:ilvl w:val="0"/>
+                <w:numId w:val="0"/>
+              </w:numPr>
+              <w:spacing w:line="276" w:lineRule="auto"/>
+              <w:jc w:val="left"/>
+              <w:rPr>
+                <w:sz w:val="24"/>
+              </w:rPr>
+            </w:pPr>
+            <w:r>
+              <w:rPr>
+                <w:sz w:val="24"/>
+                <w:lang w:val="en-US"/>
+              </w:rPr>
+              <w:t>OPPO A5 2020</w:t>
+            </w:r>
+          </w:p>
+        </w:tc>
+        <w:tc>
+          <w:tcPr>
+            <w:tcW w:w="2410" w:type="dxa"/>
+          </w:tcPr>
+          <w:p>
+            <w:pPr>
+              <w:pStyle w:val="a0"/>
+              <w:numPr>
+                <w:ilvl w:val="0"/>
+                <w:numId w:val="0"/>
+              </w:numPr>
+              <w:spacing w:line="276" w:lineRule="auto"/>
+              <w:jc w:val="left"/>
+            </w:pPr>
+            <w:r>
+              <w:rPr>
+                <w:sz w:val="24"/>
+                <w:lang w:val="en-US"/>
+              </w:rPr>
+              <w:t>Xiaomi Redmi Note 9</w:t>
+            </w:r>
+          </w:p>
+        </w:tc>
+        <w:tc>
+          <w:tcPr>
+            <w:tcW w:w="2262" w:type="dxa"/>
+          </w:tcPr>
+          <w:p>
+            <w:pPr>
+              <w:pStyle w:val="a0"/>
+              <w:numPr>
+                <w:ilvl w:val="0"/>
+                <w:numId w:val="0"/>
+              </w:numPr>
+              <w:spacing w:line="276" w:lineRule="auto"/>
+              <w:jc w:val="left"/>
+            </w:pPr>
+            <w:r>
+              <w:rPr>
+                <w:sz w:val="24"/>
+                <w:lang w:val="en-US"/>
+              </w:rPr>
+              <w:t>Samsung Galaxy A51</w:t>
+            </w:r>
+          </w:p>
+        </w:tc>
+      </w:tr>
+      <w:tr>
+        <w:tc>
+          <w:tcPr>
+            <w:tcW w:w="2268" w:type="dxa"/>
+          </w:tcPr>
+          <w:p>
+            <w:pPr>
+              <w:pStyle w:val="a0"/>
+              <w:numPr>
+                <w:ilvl w:val="0"/>
+                <w:numId w:val="0"/>
+              </w:numPr>
+              <w:spacing w:line="276" w:lineRule="auto"/>
+              <w:jc w:val="left"/>
+              <w:rPr>
+                <w:sz w:val="24"/>
+              </w:rPr>
+            </w:pPr>
+            <w:r>
+              <w:rPr>
+                <w:sz w:val="24"/>
+              </w:rPr>
+              <w:t>Цена</w:t>
+            </w:r>
+          </w:p>
+        </w:tc>
+        <w:tc>
+          <w:tcPr>
+            <w:tcW w:w="1701" w:type="dxa"/>
+          </w:tcPr>
+          <w:p>
+            <w:pPr>
+              <w:pStyle w:val="a0"/>
+              <w:numPr>
+                <w:ilvl w:val="0"/>
+                <w:numId w:val="0"/>
+              </w:numPr>
+              <w:spacing w:line="276" w:lineRule="auto"/>
+              <w:jc w:val="left"/>
+              <w:rPr>
+                <w:sz w:val="24"/>
+              </w:rPr>
+            </w:pPr>
+            <w:r>
+              <w:rPr>
+                <w:sz w:val="24"/>
+              </w:rPr>
+              <w:t>12990</w:t>
+            </w:r>
+          </w:p>
+        </w:tc>
+        <w:tc>
+          <w:tcPr>
+            <w:tcW w:w="2410" w:type="dxa"/>
+          </w:tcPr>
+          <w:p>
+            <w:pPr>
+              <w:pStyle w:val="a0"/>
+              <w:numPr>
+                <w:ilvl w:val="0"/>
+                <w:numId w:val="0"/>
+              </w:numPr>
+              <w:spacing w:line="276" w:lineRule="auto"/>
+              <w:jc w:val="left"/>
+            </w:pPr>
+            <w:r>
+              <w:t>14990</w:t>
+            </w:r>
+          </w:p>
+        </w:tc>
+        <w:tc>
+          <w:tcPr>
+            <w:tcW w:w="2262" w:type="dxa"/>
+          </w:tcPr>
+          <w:p>
+            <w:pPr>
+              <w:pStyle w:val="a0"/>
+              <w:numPr>
+                <w:ilvl w:val="0"/>
+                <w:numId w:val="0"/>
+              </w:numPr>
+              <w:spacing w:line="276" w:lineRule="auto"/>
+              <w:jc w:val="left"/>
+            </w:pPr>
+            <w:r>
+              <w:t>19990</w:t>
+            </w:r>
+          </w:p>
+        </w:tc>
+      </w:tr>
+      <w:tr>
+        <w:tc>
+          <w:tcPr>
+            <w:tcW w:w="2268" w:type="dxa"/>
+          </w:tcPr>
+          <w:p>
+            <w:pPr>
+              <w:pStyle w:val="a0"/>
+              <w:numPr>
+                <w:ilvl w:val="0"/>
+                <w:numId w:val="0"/>
+              </w:numPr>
+              <w:spacing w:line="276" w:lineRule="auto"/>
+              <w:jc w:val="left"/>
+              <w:rPr>
+                <w:sz w:val="24"/>
+              </w:rPr>
+            </w:pPr>
+            <w:r>
+              <w:rPr>
+                <w:sz w:val="24"/>
+              </w:rPr>
+              <w:t>Вес</w:t>
+            </w:r>
+          </w:p>
+        </w:tc>
+        <w:tc>
+          <w:tcPr>
+            <w:tcW w:w="1701" w:type="dxa"/>
+          </w:tcPr>
+          <w:p>
+            <w:pPr>
+              <w:pStyle w:val="a0"/>
+              <w:numPr>
+                <w:ilvl w:val="0"/>
+                <w:numId w:val="0"/>
+              </w:numPr>
+              <w:spacing w:line="276" w:lineRule="auto"/>
+              <w:jc w:val="left"/>
+              <w:rPr>
+                <w:sz w:val="24"/>
+              </w:rPr>
+            </w:pPr>
+            <w:r>
+              <w:rPr>
+                <w:sz w:val="24"/>
+              </w:rPr>
+              <w:t>186</w:t>
+            </w:r>
+          </w:p>
+        </w:tc>
+        <w:tc>
+          <w:tcPr>
+            <w:tcW w:w="2410" w:type="dxa"/>
+          </w:tcPr>
+          <w:p>
+            <w:pPr>
+              <w:pStyle w:val="a0"/>
+              <w:numPr>
+                <w:ilvl w:val="0"/>
+                <w:numId w:val="0"/>
+              </w:numPr>
+              <w:spacing w:line="276" w:lineRule="auto"/>
+              <w:jc w:val="left"/>
+            </w:pPr>
+            <w:r>
+              <w:t>199</w:t>
+            </w:r>
+          </w:p>
+        </w:tc>
+        <w:tc>
+          <w:tcPr>
+            <w:tcW w:w="2262" w:type="dxa"/>
+          </w:tcPr>
+          <w:p>
+            <w:pPr>
+              <w:pStyle w:val="a0"/>
+              <w:numPr>
+                <w:ilvl w:val="0"/>
+                <w:numId w:val="0"/>
+              </w:numPr>
+              <w:spacing w:line="276" w:lineRule="auto"/>
+              <w:jc w:val="left"/>
+            </w:pPr>
+            <w:r>
+              <w:t>172</w:t>
+            </w:r>
+          </w:p>
+        </w:tc>
+      </w:tr>
+      <w:tr>
+        <w:tc>
+          <w:tcPr>
+            <w:tcW w:w="2268" w:type="dxa"/>
+          </w:tcPr>
+          <w:p>
+            <w:pPr>
+              <w:pStyle w:val="a0"/>
+              <w:numPr>
+                <w:ilvl w:val="0"/>
+                <w:numId w:val="0"/>
+              </w:numPr>
+              <w:spacing w:line="276" w:lineRule="auto"/>
+              <w:jc w:val="left"/>
+              <w:rPr>
+                <w:sz w:val="24"/>
+              </w:rPr>
+            </w:pPr>
+            <w:r>
+              <w:rPr>
+                <w:sz w:val="24"/>
+              </w:rPr>
+              <w:t>Внутренняя память</w:t>
+            </w:r>
+          </w:p>
+        </w:tc>
+        <w:tc>
+          <w:tcPr>
+            <w:tcW w:w="1701" w:type="dxa"/>
+          </w:tcPr>
+          <w:p>
+            <w:pPr>
+              <w:pStyle w:val="a0"/>
+              <w:numPr>
+                <w:ilvl w:val="0"/>
+                <w:numId w:val="0"/>
+              </w:numPr>
+              <w:spacing w:line="276" w:lineRule="auto"/>
+              <w:jc w:val="left"/>
+              <w:rPr>
+                <w:sz w:val="24"/>
+              </w:rPr>
+            </w:pPr>
+            <w:r>
+              <w:rPr>
+                <w:sz w:val="24"/>
+              </w:rPr>
+              <w:t>64</w:t>
+            </w:r>
+          </w:p>
+        </w:tc>
+        <w:tc>
+          <w:tcPr>
+            <w:tcW w:w="2410" w:type="dxa"/>
+          </w:tcPr>
+          <w:p>
+            <w:pPr>
+              <w:pStyle w:val="a0"/>
+              <w:numPr>
+                <w:ilvl w:val="0"/>
+                <w:numId w:val="0"/>
+              </w:numPr>
+              <w:spacing w:line="276" w:lineRule="auto"/>
+              <w:jc w:val="left"/>
+            </w:pPr>
+            <w:r>
+              <w:t>64</w:t>
+            </w:r>
+          </w:p>
+        </w:tc>
+        <w:tc>
+          <w:tcPr>
+            <w:tcW w:w="2262" w:type="dxa"/>
+          </w:tcPr>
+          <w:p>
+            <w:pPr>
+              <w:pStyle w:val="a0"/>
+              <w:numPr>
+                <w:ilvl w:val="0"/>
+                <w:numId w:val="0"/>
+              </w:numPr>
+              <w:spacing w:line="276" w:lineRule="auto"/>
+              <w:jc w:val="left"/>
+            </w:pPr>
+            <w:r>
+              <w:t>128</w:t>
+            </w:r>
+          </w:p>
+        </w:tc>
+      </w:tr>
+    </w:tbl>
+    <w:p>
+      <w:pPr>
+        <w:pStyle w:val="a0"/>
+        <w:numPr>
+          <w:ilvl w:val="0"/>
+          <w:numId w:val="0"/>
+        </w:numPr>
+        <w:ind w:left="1070"/>
+      </w:pPr>
+    </w:p>
+    <w:p>
+      <w:r>
+        <w:t xml:space="preserve">Таблица </w:t>
+      </w:r>
+      <w:r>
+        <w:t>6</w:t>
+      </w:r>
+      <w:r>
+        <w:t xml:space="preserve"> — </w:t>
+      </w:r>
+    </w:p>
+    <w:tbl>
+      <w:tblPr>
+        <w:tblStyle w:val="af7"/>
+        <w:tblW w:w="0" w:type="auto"/>
+        <w:tblInd w:w="710" w:type="dxa"/>
+        <w:tblLook w:val="04A0" w:firstRow="1" w:lastRow="0" w:firstColumn="1" w:lastColumn="0" w:noHBand="0" w:noVBand="1"/>
+      </w:tblPr>
+      <w:tblGrid>
+        <w:gridCol w:w="2262"/>
+        <w:gridCol w:w="1543"/>
+        <w:gridCol w:w="1238"/>
+        <w:gridCol w:w="1238"/>
+        <w:gridCol w:w="1177"/>
+        <w:gridCol w:w="1177"/>
+      </w:tblGrid>
+      <w:tr>
+        <w:tc>
+          <w:tcPr>
+            <w:tcW w:w="2262" w:type="dxa"/>
+          </w:tcPr>
+          <w:p>
+            <w:pPr>
+              <w:pStyle w:val="a0"/>
+              <w:numPr>
+                <w:ilvl w:val="0"/>
+                <w:numId w:val="0"/>
+              </w:numPr>
+              <w:spacing w:line="276" w:lineRule="auto"/>
+              <w:rPr>
+                <w:sz w:val="24"/>
+              </w:rPr>
+            </w:pPr>
+            <w:r>
+              <w:rPr>
+                <w:sz w:val="24"/>
+              </w:rPr>
+              <w:t>Свойства</w:t>
+            </w:r>
+          </w:p>
+        </w:tc>
+        <w:tc>
+          <w:tcPr>
+            <w:tcW w:w="1543" w:type="dxa"/>
+          </w:tcPr>
+          <w:p>
+            <w:pPr>
+              <w:pStyle w:val="a0"/>
+              <w:numPr>
+                <w:ilvl w:val="0"/>
+                <w:numId w:val="0"/>
+              </w:numPr>
+              <w:spacing w:line="276" w:lineRule="auto"/>
+              <w:rPr>
+                <w:sz w:val="24"/>
+              </w:rPr>
+            </w:pPr>
+            <w:r>
+              <w:rPr>
+                <w:sz w:val="24"/>
+                <w:lang w:val="en-US"/>
+              </w:rPr>
+              <w:t>O</w:t>
+            </w:r>
+            <w:r>
+              <w:rPr>
+                <w:sz w:val="24"/>
+              </w:rPr>
+              <w:t>2/</w:t>
+            </w:r>
+            <w:r>
+              <w:rPr>
+                <w:sz w:val="24"/>
+                <w:lang w:val="en-US"/>
+              </w:rPr>
+              <w:t>O</w:t>
+            </w:r>
+            <w:r>
+              <w:rPr>
+                <w:sz w:val="24"/>
+              </w:rPr>
+              <w:t>1</w:t>
+            </w:r>
+          </w:p>
+        </w:tc>
+        <w:tc>
+          <w:tcPr>
+            <w:tcW w:w="1238" w:type="dxa"/>
+          </w:tcPr>
+          <w:p>
+            <w:pPr>
+              <w:pStyle w:val="a0"/>
+              <w:numPr>
+                <w:ilvl w:val="0"/>
+                <w:numId w:val="0"/>
+              </w:numPr>
+              <w:spacing w:line="276" w:lineRule="auto"/>
+              <w:rPr>
+                <w:sz w:val="24"/>
+              </w:rPr>
+            </w:pPr>
+            <w:r>
+              <w:rPr>
+                <w:sz w:val="24"/>
+                <w:lang w:val="en-US"/>
+              </w:rPr>
+              <w:t>O</w:t>
+            </w:r>
+            <w:r>
+              <w:rPr>
+                <w:sz w:val="24"/>
+              </w:rPr>
+              <w:t>3</w:t>
+            </w:r>
+            <w:r>
+              <w:rPr>
+                <w:sz w:val="24"/>
+              </w:rPr>
+              <w:t>/</w:t>
+            </w:r>
+            <w:r>
+              <w:rPr>
+                <w:sz w:val="24"/>
+                <w:lang w:val="en-US"/>
+              </w:rPr>
+              <w:t>O</w:t>
+            </w:r>
+            <w:r>
+              <w:rPr>
+                <w:sz w:val="24"/>
+              </w:rPr>
+              <w:t>1</w:t>
+            </w:r>
+          </w:p>
+        </w:tc>
+        <w:tc>
+          <w:tcPr>
+            <w:tcW w:w="1238" w:type="dxa"/>
+          </w:tcPr>
+          <w:p>
+            <w:pPr>
+              <w:pStyle w:val="a0"/>
+              <w:numPr>
+                <w:ilvl w:val="0"/>
+                <w:numId w:val="0"/>
+              </w:numPr>
+              <w:spacing w:line="276" w:lineRule="auto"/>
+              <w:rPr>
+                <w:sz w:val="24"/>
+              </w:rPr>
+            </w:pPr>
+            <w:r>
+              <w:rPr>
+                <w:sz w:val="24"/>
+                <w:lang w:val="en-US"/>
+              </w:rPr>
+              <w:t>O</w:t>
+            </w:r>
+            <w:r>
+              <w:rPr>
+                <w:sz w:val="24"/>
+              </w:rPr>
+              <w:t>3</w:t>
+            </w:r>
+            <w:r>
+              <w:rPr>
+                <w:sz w:val="24"/>
+              </w:rPr>
+              <w:t>/</w:t>
+            </w:r>
+            <w:r>
+              <w:rPr>
+                <w:sz w:val="24"/>
+                <w:lang w:val="en-US"/>
+              </w:rPr>
+              <w:t>O</w:t>
+            </w:r>
+            <w:r>
+              <w:rPr>
+                <w:sz w:val="24"/>
+              </w:rPr>
+              <w:t>2</w:t>
+            </w:r>
+          </w:p>
+        </w:tc>
+        <w:tc>
+          <w:tcPr>
+            <w:tcW w:w="1177" w:type="dxa"/>
+          </w:tcPr>
+          <w:p>
+            <w:pPr>
+              <w:pStyle w:val="a0"/>
+              <w:numPr>
+                <w:ilvl w:val="0"/>
+                <w:numId w:val="0"/>
+              </w:numPr>
+              <w:spacing w:line="276" w:lineRule="auto"/>
+              <w:rPr>
+                <w:sz w:val="24"/>
+              </w:rPr>
+            </w:pPr>
+            <w:r>
+              <w:rPr>
+                <w:sz w:val="24"/>
+                <w:lang w:val="en-US"/>
+              </w:rPr>
+              <w:t>O</w:t>
+            </w:r>
+            <w:r>
+              <w:rPr>
+                <w:sz w:val="24"/>
+              </w:rPr>
+              <w:t>1</w:t>
+            </w:r>
+            <w:r>
+              <w:rPr>
+                <w:sz w:val="24"/>
+              </w:rPr>
+              <w:t>/</w:t>
+            </w:r>
+            <w:r>
+              <w:rPr>
+                <w:sz w:val="24"/>
+                <w:lang w:val="en-US"/>
+              </w:rPr>
+              <w:t>O</w:t>
+            </w:r>
+            <w:r>
+              <w:rPr>
+                <w:sz w:val="24"/>
+              </w:rPr>
+              <w:t>3</w:t>
+            </w:r>
+          </w:p>
+        </w:tc>
+        <w:tc>
+          <w:tcPr>
+            <w:tcW w:w="1177" w:type="dxa"/>
+          </w:tcPr>
+          <w:p>
+            <w:pPr>
+              <w:pStyle w:val="a0"/>
+              <w:numPr>
+                <w:ilvl w:val="0"/>
+                <w:numId w:val="0"/>
+              </w:numPr>
+              <w:spacing w:line="276" w:lineRule="auto"/>
+              <w:rPr>
+                <w:sz w:val="24"/>
+              </w:rPr>
+            </w:pPr>
+            <w:r>
+              <w:rPr>
+                <w:sz w:val="24"/>
+                <w:lang w:val="en-US"/>
+              </w:rPr>
+              <w:t>O</w:t>
+            </w:r>
+            <w:r>
+              <w:rPr>
+                <w:sz w:val="24"/>
+              </w:rPr>
+              <w:t>2</w:t>
+            </w:r>
+            <w:r>
+              <w:rPr>
+                <w:sz w:val="24"/>
+              </w:rPr>
+              <w:t>/</w:t>
+            </w:r>
+            <w:r>
+              <w:rPr>
+                <w:sz w:val="24"/>
+                <w:lang w:val="en-US"/>
+              </w:rPr>
+              <w:t>O</w:t>
+            </w:r>
+            <w:r>
+              <w:rPr>
+                <w:sz w:val="24"/>
+              </w:rPr>
+              <w:t>3</w:t>
+            </w:r>
+          </w:p>
+        </w:tc>
+      </w:tr>
+      <w:tr>
+        <w:tc>
+          <w:tcPr>
+            <w:tcW w:w="2262" w:type="dxa"/>
+          </w:tcPr>
+          <w:p>
+            <w:pPr>
+              <w:pStyle w:val="a0"/>
+              <w:numPr>
+                <w:ilvl w:val="0"/>
+                <w:numId w:val="0"/>
+              </w:numPr>
+              <w:spacing w:line="276" w:lineRule="auto"/>
+              <w:rPr>
+                <w:sz w:val="24"/>
+              </w:rPr>
+            </w:pPr>
+            <w:r>
+              <w:rPr>
+                <w:sz w:val="24"/>
+              </w:rPr>
+              <w:t>Цена</w:t>
+            </w:r>
+          </w:p>
+        </w:tc>
+        <w:tc>
+          <w:tcPr>
+            <w:tcW w:w="1543" w:type="dxa"/>
+          </w:tcPr>
+          <w:p>
+            <w:pPr>
+              <w:pStyle w:val="a0"/>
+              <w:numPr>
+                <w:ilvl w:val="0"/>
+                <w:numId w:val="0"/>
+              </w:numPr>
+              <w:spacing w:line="276" w:lineRule="auto"/>
+              <w:rPr>
+                <w:sz w:val="24"/>
+              </w:rPr>
+            </w:pPr>
+            <w:r>
+              <w:rPr>
+                <w:sz w:val="24"/>
+              </w:rPr>
+              <w:t>1,15</w:t>
+            </w:r>
+          </w:p>
+        </w:tc>
+        <w:tc>
+          <w:tcPr>
+            <w:tcW w:w="1238" w:type="dxa"/>
+          </w:tcPr>
+          <w:p>
+            <w:pPr>
+              <w:pStyle w:val="a0"/>
+              <w:numPr>
+                <w:ilvl w:val="0"/>
+                <w:numId w:val="0"/>
+              </w:numPr>
+              <w:spacing w:line="276" w:lineRule="auto"/>
+              <w:rPr>
+                <w:sz w:val="24"/>
+              </w:rPr>
+            </w:pPr>
+            <w:r>
+              <w:rPr>
+                <w:sz w:val="24"/>
+              </w:rPr>
+              <w:t>1,54</w:t>
+            </w:r>
+          </w:p>
+        </w:tc>
+        <w:tc>
+          <w:tcPr>
+            <w:tcW w:w="1238" w:type="dxa"/>
+          </w:tcPr>
+          <w:p>
+            <w:pPr>
+              <w:pStyle w:val="a0"/>
+              <w:numPr>
+                <w:ilvl w:val="0"/>
+                <w:numId w:val="0"/>
+              </w:numPr>
+              <w:spacing w:line="276" w:lineRule="auto"/>
+              <w:rPr>
+                <w:sz w:val="24"/>
+              </w:rPr>
+            </w:pPr>
+            <w:r>
+              <w:rPr>
+                <w:sz w:val="24"/>
+                <w:lang w:val="en-US"/>
+              </w:rPr>
+              <w:t>1</w:t>
+            </w:r>
+            <w:r>
+              <w:rPr>
+                <w:sz w:val="24"/>
+              </w:rPr>
+              <w:t>,33</w:t>
+            </w:r>
+          </w:p>
+        </w:tc>
+        <w:tc>
+          <w:tcPr>
+            <w:tcW w:w="1177" w:type="dxa"/>
+          </w:tcPr>
+          <w:p>
+            <w:pPr>
+              <w:pStyle w:val="a0"/>
+              <w:numPr>
+                <w:ilvl w:val="0"/>
+                <w:numId w:val="0"/>
+              </w:numPr>
+              <w:spacing w:line="276" w:lineRule="auto"/>
+              <w:rPr>
+                <w:sz w:val="24"/>
+              </w:rPr>
+            </w:pPr>
+            <w:r>
+              <w:rPr>
+                <w:sz w:val="24"/>
+              </w:rPr>
+              <w:t>0,65</w:t>
+            </w:r>
+          </w:p>
+        </w:tc>
+        <w:tc>
+          <w:tcPr>
+            <w:tcW w:w="1177" w:type="dxa"/>
+          </w:tcPr>
+          <w:p>
+            <w:pPr>
+              <w:pStyle w:val="a0"/>
+              <w:numPr>
+                <w:ilvl w:val="0"/>
+                <w:numId w:val="0"/>
+              </w:numPr>
+              <w:spacing w:line="276" w:lineRule="auto"/>
+              <w:rPr>
+                <w:sz w:val="24"/>
+              </w:rPr>
+            </w:pPr>
+            <w:r>
+              <w:rPr>
+                <w:sz w:val="24"/>
+              </w:rPr>
+              <w:t>0,75</w:t>
+            </w:r>
+          </w:p>
+        </w:tc>
+      </w:tr>
+      <w:tr>
+        <w:tc>
+          <w:tcPr>
+            <w:tcW w:w="2262" w:type="dxa"/>
+          </w:tcPr>
+          <w:p>
+            <w:pPr>
+              <w:pStyle w:val="a0"/>
+              <w:numPr>
+                <w:ilvl w:val="0"/>
+                <w:numId w:val="0"/>
+              </w:numPr>
+              <w:spacing w:line="276" w:lineRule="auto"/>
+              <w:rPr>
+                <w:sz w:val="24"/>
+              </w:rPr>
+            </w:pPr>
+            <w:r>
+              <w:rPr>
+                <w:sz w:val="24"/>
+              </w:rPr>
+              <w:t>Вес</w:t>
+            </w:r>
+          </w:p>
+        </w:tc>
+        <w:tc>
+          <w:tcPr>
+            <w:tcW w:w="1543" w:type="dxa"/>
+          </w:tcPr>
+          <w:p>
+            <w:pPr>
+              <w:pStyle w:val="a0"/>
+              <w:numPr>
+                <w:ilvl w:val="0"/>
+                <w:numId w:val="0"/>
+              </w:numPr>
+              <w:spacing w:line="276" w:lineRule="auto"/>
+              <w:rPr>
+                <w:sz w:val="24"/>
+              </w:rPr>
+            </w:pPr>
+            <w:r>
+              <w:rPr>
+                <w:sz w:val="24"/>
+                <w:lang w:val="en-US"/>
+              </w:rPr>
+              <w:t>1</w:t>
+            </w:r>
+            <w:r>
+              <w:rPr>
+                <w:sz w:val="24"/>
+              </w:rPr>
+              <w:t>,07</w:t>
+            </w:r>
+          </w:p>
+        </w:tc>
+        <w:tc>
+          <w:tcPr>
+            <w:tcW w:w="1238" w:type="dxa"/>
+          </w:tcPr>
+          <w:p>
+            <w:pPr>
+              <w:pStyle w:val="a0"/>
+              <w:numPr>
+                <w:ilvl w:val="0"/>
+                <w:numId w:val="0"/>
+              </w:numPr>
+              <w:spacing w:line="276" w:lineRule="auto"/>
+              <w:rPr>
+                <w:sz w:val="24"/>
+              </w:rPr>
+            </w:pPr>
+            <w:r>
+              <w:rPr>
+                <w:sz w:val="24"/>
+              </w:rPr>
+              <w:t>0,92</w:t>
+            </w:r>
+          </w:p>
+        </w:tc>
+        <w:tc>
+          <w:tcPr>
+            <w:tcW w:w="1238" w:type="dxa"/>
+          </w:tcPr>
+          <w:p>
+            <w:pPr>
+              <w:pStyle w:val="a0"/>
+              <w:numPr>
+                <w:ilvl w:val="0"/>
+                <w:numId w:val="0"/>
+              </w:numPr>
+              <w:spacing w:line="276" w:lineRule="auto"/>
+              <w:rPr>
+                <w:sz w:val="24"/>
+              </w:rPr>
+            </w:pPr>
+            <w:r>
+              <w:rPr>
+                <w:sz w:val="24"/>
+              </w:rPr>
+              <w:t>0,86</w:t>
+            </w:r>
+          </w:p>
+        </w:tc>
+        <w:tc>
+          <w:tcPr>
+            <w:tcW w:w="1177" w:type="dxa"/>
+          </w:tcPr>
+          <w:p>
+            <w:pPr>
+              <w:pStyle w:val="a0"/>
+              <w:numPr>
+                <w:ilvl w:val="0"/>
+                <w:numId w:val="0"/>
+              </w:numPr>
+              <w:spacing w:line="276" w:lineRule="auto"/>
+              <w:rPr>
+                <w:sz w:val="24"/>
+              </w:rPr>
+            </w:pPr>
+            <w:r>
+              <w:rPr>
+                <w:sz w:val="24"/>
+              </w:rPr>
+              <w:t>1,08</w:t>
+            </w:r>
+          </w:p>
+        </w:tc>
+        <w:tc>
+          <w:tcPr>
+            <w:tcW w:w="1177" w:type="dxa"/>
+          </w:tcPr>
+          <w:p>
+            <w:pPr>
+              <w:pStyle w:val="a0"/>
+              <w:numPr>
+                <w:ilvl w:val="0"/>
+                <w:numId w:val="0"/>
+              </w:numPr>
+              <w:spacing w:line="276" w:lineRule="auto"/>
+              <w:rPr>
+                <w:sz w:val="24"/>
+              </w:rPr>
+            </w:pPr>
+            <w:r>
+              <w:rPr>
+                <w:sz w:val="24"/>
+              </w:rPr>
+              <w:t>1,16</w:t>
+            </w:r>
+          </w:p>
+        </w:tc>
+      </w:tr>
+      <w:tr>
+        <w:tc>
+          <w:tcPr>
+            <w:tcW w:w="2262" w:type="dxa"/>
+          </w:tcPr>
+          <w:p>
+            <w:pPr>
+              <w:pStyle w:val="a0"/>
+              <w:numPr>
+                <w:ilvl w:val="0"/>
+                <w:numId w:val="0"/>
+              </w:numPr>
+              <w:spacing w:line="276" w:lineRule="auto"/>
+              <w:rPr>
+                <w:sz w:val="24"/>
+              </w:rPr>
+            </w:pPr>
+            <w:r>
+              <w:rPr>
+                <w:sz w:val="24"/>
+              </w:rPr>
+              <w:t>Внутренняя память</w:t>
+            </w:r>
+          </w:p>
+        </w:tc>
+        <w:tc>
+          <w:tcPr>
+            <w:tcW w:w="1543" w:type="dxa"/>
+          </w:tcPr>
+          <w:p>
+            <w:pPr>
+              <w:pStyle w:val="a0"/>
+              <w:numPr>
+                <w:ilvl w:val="0"/>
+                <w:numId w:val="0"/>
+              </w:numPr>
+              <w:spacing w:line="276" w:lineRule="auto"/>
+              <w:rPr>
+                <w:sz w:val="24"/>
+                <w:lang w:val="en-US"/>
+              </w:rPr>
+            </w:pPr>
+            <w:r>
+              <w:rPr>
+                <w:sz w:val="24"/>
+                <w:lang w:val="en-US"/>
+              </w:rPr>
+              <w:t>1</w:t>
+            </w:r>
+          </w:p>
+        </w:tc>
+        <w:tc>
+          <w:tcPr>
+            <w:tcW w:w="1238" w:type="dxa"/>
+          </w:tcPr>
+          <w:p>
+            <w:pPr>
+              <w:pStyle w:val="a0"/>
+              <w:numPr>
+                <w:ilvl w:val="0"/>
+                <w:numId w:val="0"/>
+              </w:numPr>
+              <w:spacing w:line="276" w:lineRule="auto"/>
+              <w:rPr>
+                <w:sz w:val="24"/>
+              </w:rPr>
+            </w:pPr>
+            <w:r>
+              <w:rPr>
+                <w:sz w:val="24"/>
+              </w:rPr>
+              <w:t>2</w:t>
+            </w:r>
+          </w:p>
+        </w:tc>
+        <w:tc>
+          <w:tcPr>
+            <w:tcW w:w="1238" w:type="dxa"/>
+          </w:tcPr>
+          <w:p>
+            <w:pPr>
+              <w:pStyle w:val="a0"/>
+              <w:numPr>
+                <w:ilvl w:val="0"/>
+                <w:numId w:val="0"/>
+              </w:numPr>
+              <w:spacing w:line="276" w:lineRule="auto"/>
+              <w:rPr>
+                <w:sz w:val="24"/>
+              </w:rPr>
+            </w:pPr>
+            <w:r>
+              <w:rPr>
+                <w:sz w:val="24"/>
+              </w:rPr>
+              <w:t>2</w:t>
+            </w:r>
+          </w:p>
+        </w:tc>
+        <w:tc>
+          <w:tcPr>
+            <w:tcW w:w="1177" w:type="dxa"/>
+          </w:tcPr>
+          <w:p>
+            <w:pPr>
+              <w:pStyle w:val="a0"/>
+              <w:numPr>
+                <w:ilvl w:val="0"/>
+                <w:numId w:val="0"/>
+              </w:numPr>
+              <w:spacing w:line="276" w:lineRule="auto"/>
+              <w:rPr>
+                <w:sz w:val="24"/>
+              </w:rPr>
+            </w:pPr>
+            <w:r>
+              <w:rPr>
+                <w:sz w:val="24"/>
+              </w:rPr>
+              <w:t>0,5</w:t>
+            </w:r>
+          </w:p>
+        </w:tc>
+        <w:tc>
+          <w:tcPr>
+            <w:tcW w:w="1177" w:type="dxa"/>
+          </w:tcPr>
+          <w:p>
+            <w:pPr>
+              <w:pStyle w:val="a0"/>
+              <w:numPr>
+                <w:ilvl w:val="0"/>
+                <w:numId w:val="0"/>
+              </w:numPr>
+              <w:spacing w:line="276" w:lineRule="auto"/>
+              <w:rPr>
+                <w:sz w:val="24"/>
+              </w:rPr>
+            </w:pPr>
+            <w:r>
+              <w:rPr>
+                <w:sz w:val="24"/>
+              </w:rPr>
+              <w:t>0,5</w:t>
+            </w:r>
+          </w:p>
+        </w:tc>
+      </w:tr>
+    </w:tbl>
+    <w:p>
+      <w:pPr>
+        <w:pStyle w:val="a0"/>
+        <w:numPr>
+          <w:ilvl w:val="0"/>
+          <w:numId w:val="0"/>
+        </w:numPr>
+        <w:ind w:left="1070"/>
+      </w:pPr>
+    </w:p>
+    <w:p>
+      <w:pPr>
+        <w:pStyle w:val="a0"/>
+        <w:numPr>
+          <w:ilvl w:val="0"/>
+          <w:numId w:val="0"/>
+        </w:numPr>
+        <w:ind w:left="1070"/>
+      </w:pPr>
+    </w:p>
+    <w:p>
+      <w:pPr>
+        <w:pStyle w:val="a0"/>
+        <w:numPr>
+          <w:ilvl w:val="0"/>
+          <w:numId w:val="0"/>
+        </w:numPr>
+        <w:ind w:left="1070"/>
+      </w:pPr>
+    </w:p>
+    <w:p>
+      <w:pPr>
+        <w:pStyle w:val="a0"/>
+        <w:numPr>
+          <w:ilvl w:val="0"/>
+          <w:numId w:val="0"/>
+        </w:numPr>
+        <w:ind w:left="1070"/>
+      </w:pPr>
+      <w:r>
+        <w:lastRenderedPageBreak/>
+        <w:t xml:space="preserve">Таблица 7 — </w:t>
+      </w:r>
+    </w:p>
+    <w:tbl>
+      <w:tblPr>
+        <w:tblStyle w:val="af7"/>
+        <w:tblW w:w="0" w:type="auto"/>
+        <w:tblInd w:w="1070" w:type="dxa"/>
+        <w:tblLayout w:type="fixed"/>
+        <w:tblLook w:val="04A0" w:firstRow="1" w:lastRow="0" w:firstColumn="1" w:lastColumn="0" w:noHBand="0" w:noVBand="1"/>
+      </w:tblPr>
+      <w:tblGrid>
+        <w:gridCol w:w="1477"/>
+        <w:gridCol w:w="1276"/>
+        <w:gridCol w:w="708"/>
+        <w:gridCol w:w="851"/>
+        <w:gridCol w:w="850"/>
+        <w:gridCol w:w="1452"/>
+        <w:gridCol w:w="1661"/>
+      </w:tblGrid>
+      <w:tr>
+        <w:trPr>
+          <w:trHeight w:val="443"/>
+        </w:trPr>
+        <w:tc>
+          <w:tcPr>
+            <w:tcW w:w="1477" w:type="dxa"/>
+            <w:vMerge w:val="restart"/>
+          </w:tcPr>
+          <w:p>
+            <w:pPr>
+              <w:pStyle w:val="a0"/>
+              <w:numPr>
+                <w:ilvl w:val="0"/>
+                <w:numId w:val="0"/>
+              </w:numPr>
+              <w:rPr>
+                <w:sz w:val="24"/>
+              </w:rPr>
+            </w:pPr>
+            <w:r>
+              <w:rPr>
+                <w:sz w:val="24"/>
+              </w:rPr>
+              <w:t>Критерий</w:t>
+            </w:r>
+          </w:p>
+        </w:tc>
+        <w:tc>
+          <w:tcPr>
+            <w:tcW w:w="1276" w:type="dxa"/>
+            <w:vMerge w:val="restart"/>
+          </w:tcPr>
+          <w:p>
+            <w:pPr>
+              <w:pStyle w:val="a0"/>
+              <w:numPr>
+                <w:ilvl w:val="0"/>
+                <w:numId w:val="0"/>
+              </w:numPr>
+              <w:rPr>
+                <w:sz w:val="24"/>
+              </w:rPr>
+            </w:pPr>
+            <w:r>
+              <w:rPr>
+                <w:sz w:val="24"/>
+              </w:rPr>
+              <w:t>Важность (балл)</w:t>
+            </w:r>
+          </w:p>
+        </w:tc>
+        <w:tc>
+          <w:tcPr>
+            <w:tcW w:w="2409" w:type="dxa"/>
+            <w:gridSpan w:val="3"/>
+          </w:tcPr>
+          <w:p>
+            <w:pPr>
+              <w:pStyle w:val="a0"/>
+              <w:numPr>
+                <w:ilvl w:val="0"/>
+                <w:numId w:val="0"/>
+              </w:numPr>
+              <w:rPr>
+                <w:sz w:val="24"/>
+              </w:rPr>
+            </w:pPr>
+            <w:r>
+              <w:rPr>
+                <w:sz w:val="24"/>
+              </w:rPr>
+              <w:t>Абсолютное значение</w:t>
+            </w:r>
+          </w:p>
+        </w:tc>
+        <w:tc>
+          <w:tcPr>
+            <w:tcW w:w="1452" w:type="dxa"/>
+            <w:vMerge w:val="restart"/>
+          </w:tcPr>
+          <w:p>
+            <w:pPr>
+              <w:pStyle w:val="a0"/>
+              <w:numPr>
+                <w:ilvl w:val="0"/>
+                <w:numId w:val="0"/>
+              </w:numPr>
+              <w:rPr>
+                <w:sz w:val="24"/>
+              </w:rPr>
+            </w:pPr>
+            <w:r>
+              <w:rPr>
+                <w:sz w:val="24"/>
+              </w:rPr>
+              <w:t>Максимальные значения</w:t>
+            </w:r>
+          </w:p>
+        </w:tc>
+        <w:tc>
+          <w:tcPr>
+            <w:tcW w:w="1661" w:type="dxa"/>
+            <w:vMerge w:val="restart"/>
+          </w:tcPr>
+          <w:p>
+            <w:pPr>
+              <w:pStyle w:val="a0"/>
+              <w:numPr>
+                <w:ilvl w:val="0"/>
+                <w:numId w:val="0"/>
+              </w:numPr>
+              <w:rPr>
+                <w:sz w:val="24"/>
+              </w:rPr>
+            </w:pPr>
+            <w:r>
+              <w:rPr>
+                <w:sz w:val="24"/>
+              </w:rPr>
+              <w:t>Минимальные значения</w:t>
+            </w:r>
+          </w:p>
+        </w:tc>
+      </w:tr>
+      <w:tr>
+        <w:trPr>
+          <w:trHeight w:val="442"/>
+        </w:trPr>
+        <w:tc>
+          <w:tcPr>
+            <w:tcW w:w="1477" w:type="dxa"/>
+            <w:vMerge/>
+          </w:tcPr>
+          <w:p>
+            <w:pPr>
+              <w:pStyle w:val="a0"/>
+              <w:numPr>
+                <w:ilvl w:val="0"/>
+                <w:numId w:val="0"/>
+              </w:numPr>
+              <w:rPr>
+                <w:sz w:val="24"/>
+              </w:rPr>
+            </w:pPr>
+          </w:p>
+        </w:tc>
+        <w:tc>
+          <w:tcPr>
+            <w:tcW w:w="1276" w:type="dxa"/>
+            <w:vMerge/>
+          </w:tcPr>
+          <w:p>
+            <w:pPr>
+              <w:pStyle w:val="a0"/>
+              <w:numPr>
+                <w:ilvl w:val="0"/>
+                <w:numId w:val="0"/>
+              </w:numPr>
+              <w:rPr>
+                <w:sz w:val="24"/>
+              </w:rPr>
+            </w:pPr>
+          </w:p>
+        </w:tc>
+        <w:tc>
+          <w:tcPr>
+            <w:tcW w:w="708" w:type="dxa"/>
+          </w:tcPr>
+          <w:p>
+            <w:pPr>
+              <w:pStyle w:val="a0"/>
+              <w:numPr>
+                <w:ilvl w:val="0"/>
+                <w:numId w:val="0"/>
+              </w:numPr>
+              <w:rPr>
+                <w:sz w:val="24"/>
+              </w:rPr>
+            </w:pPr>
+            <w:r>
+              <w:rPr>
+                <w:sz w:val="24"/>
+              </w:rPr>
+              <w:t>О1</w:t>
+            </w:r>
+          </w:p>
+        </w:tc>
+        <w:tc>
+          <w:tcPr>
+            <w:tcW w:w="851" w:type="dxa"/>
+          </w:tcPr>
+          <w:p>
+            <w:pPr>
+              <w:pStyle w:val="a0"/>
+              <w:numPr>
+                <w:ilvl w:val="0"/>
+                <w:numId w:val="0"/>
+              </w:numPr>
+              <w:rPr>
+                <w:sz w:val="24"/>
+              </w:rPr>
+            </w:pPr>
+            <w:r>
+              <w:rPr>
+                <w:sz w:val="24"/>
+              </w:rPr>
+              <w:t>О2</w:t>
+            </w:r>
+          </w:p>
+        </w:tc>
+        <w:tc>
+          <w:tcPr>
+            <w:tcW w:w="850" w:type="dxa"/>
+          </w:tcPr>
+          <w:p>
+            <w:pPr>
+              <w:pStyle w:val="a0"/>
+              <w:numPr>
+                <w:ilvl w:val="0"/>
+                <w:numId w:val="0"/>
+              </w:numPr>
+              <w:rPr>
+                <w:sz w:val="24"/>
+              </w:rPr>
+            </w:pPr>
+            <w:r>
+              <w:rPr>
+                <w:sz w:val="24"/>
+              </w:rPr>
+              <w:t>О3</w:t>
+            </w:r>
+          </w:p>
+        </w:tc>
+        <w:tc>
+          <w:tcPr>
+            <w:tcW w:w="1452" w:type="dxa"/>
+            <w:vMerge/>
+          </w:tcPr>
+          <w:p>
+            <w:pPr>
+              <w:pStyle w:val="a0"/>
+              <w:numPr>
+                <w:ilvl w:val="0"/>
+                <w:numId w:val="0"/>
+              </w:numPr>
+              <w:rPr>
+                <w:sz w:val="24"/>
+              </w:rPr>
+            </w:pPr>
+          </w:p>
+        </w:tc>
+        <w:tc>
+          <w:tcPr>
+            <w:tcW w:w="1661" w:type="dxa"/>
+            <w:vMerge/>
+          </w:tcPr>
+          <w:p>
+            <w:pPr>
+              <w:pStyle w:val="a0"/>
+              <w:numPr>
+                <w:ilvl w:val="0"/>
+                <w:numId w:val="0"/>
+              </w:numPr>
+              <w:rPr>
+                <w:sz w:val="24"/>
+              </w:rPr>
+            </w:pPr>
+          </w:p>
+        </w:tc>
+      </w:tr>
+      <w:tr>
+        <w:tc>
+          <w:tcPr>
+            <w:tcW w:w="1477" w:type="dxa"/>
+          </w:tcPr>
+          <w:p>
+            <w:pPr>
+              <w:pStyle w:val="a0"/>
+              <w:numPr>
+                <w:ilvl w:val="0"/>
+                <w:numId w:val="0"/>
+              </w:numPr>
+              <w:rPr>
+                <w:sz w:val="24"/>
+              </w:rPr>
+            </w:pPr>
+            <w:r>
+              <w:rPr>
+                <w:sz w:val="24"/>
+              </w:rPr>
+              <w:t>Цена</w:t>
+            </w:r>
+          </w:p>
+        </w:tc>
+        <w:tc>
+          <w:tcPr>
+            <w:tcW w:w="1276" w:type="dxa"/>
+          </w:tcPr>
+          <w:p>
+            <w:pPr>
+              <w:pStyle w:val="a0"/>
+              <w:numPr>
+                <w:ilvl w:val="0"/>
+                <w:numId w:val="0"/>
+              </w:numPr>
+              <w:rPr>
+                <w:sz w:val="24"/>
+              </w:rPr>
+            </w:pPr>
+            <w:r>
+              <w:rPr>
+                <w:sz w:val="24"/>
+              </w:rPr>
+              <w:t>9</w:t>
+            </w:r>
+          </w:p>
+        </w:tc>
+        <w:tc>
+          <w:tcPr>
+            <w:tcW w:w="708" w:type="dxa"/>
+          </w:tcPr>
+          <w:p>
+            <w:pPr>
+              <w:pStyle w:val="a0"/>
+              <w:numPr>
+                <w:ilvl w:val="0"/>
+                <w:numId w:val="0"/>
+              </w:numPr>
+              <w:rPr>
+                <w:sz w:val="24"/>
+              </w:rPr>
+            </w:pPr>
+            <w:r>
+              <w:rPr>
+                <w:sz w:val="24"/>
+              </w:rPr>
+              <w:t>12990</w:t>
+            </w:r>
+          </w:p>
+        </w:tc>
+        <w:tc>
+          <w:tcPr>
+            <w:tcW w:w="851" w:type="dxa"/>
+          </w:tcPr>
+          <w:p>
+            <w:pPr>
+              <w:pStyle w:val="a0"/>
+              <w:numPr>
+                <w:ilvl w:val="0"/>
+                <w:numId w:val="0"/>
+              </w:numPr>
+              <w:rPr>
+                <w:sz w:val="24"/>
+              </w:rPr>
+            </w:pPr>
+            <w:r>
+              <w:rPr>
+                <w:sz w:val="24"/>
+              </w:rPr>
+              <w:t>14990</w:t>
+            </w:r>
+          </w:p>
+        </w:tc>
+        <w:tc>
+          <w:tcPr>
+            <w:tcW w:w="850" w:type="dxa"/>
+          </w:tcPr>
+          <w:p>
+            <w:pPr>
+              <w:pStyle w:val="a0"/>
+              <w:numPr>
+                <w:ilvl w:val="0"/>
+                <w:numId w:val="0"/>
+              </w:numPr>
+              <w:rPr>
+                <w:sz w:val="24"/>
+              </w:rPr>
+            </w:pPr>
+            <w:r>
+              <w:rPr>
+                <w:sz w:val="24"/>
+              </w:rPr>
+              <w:t>19990</w:t>
+            </w:r>
+          </w:p>
+        </w:tc>
+        <w:tc>
+          <w:tcPr>
+            <w:tcW w:w="1452" w:type="dxa"/>
+          </w:tcPr>
+          <w:p>
+            <w:pPr>
+              <w:pStyle w:val="a0"/>
+              <w:numPr>
+                <w:ilvl w:val="0"/>
+                <w:numId w:val="0"/>
+              </w:numPr>
+              <w:rPr>
+                <w:sz w:val="24"/>
+              </w:rPr>
+            </w:pPr>
+            <w:r>
+              <w:rPr>
+                <w:sz w:val="24"/>
+              </w:rPr>
+              <w:t>199</w:t>
+            </w:r>
+            <w:r>
+              <w:rPr>
+                <w:sz w:val="24"/>
+              </w:rPr>
+              <w:t>.</w:t>
+            </w:r>
+            <w:r>
+              <w:rPr>
+                <w:sz w:val="24"/>
+              </w:rPr>
+              <w:t>90</w:t>
+            </w:r>
+            <w:r>
+              <w:rPr>
+                <w:sz w:val="24"/>
+              </w:rPr>
+              <w:t>0</w:t>
+            </w:r>
+          </w:p>
+        </w:tc>
+        <w:tc>
+          <w:tcPr>
+            <w:tcW w:w="1661" w:type="dxa"/>
+          </w:tcPr>
+          <w:p>
+            <w:pPr>
+              <w:pStyle w:val="a0"/>
+              <w:numPr>
+                <w:ilvl w:val="0"/>
+                <w:numId w:val="0"/>
+              </w:numPr>
+              <w:rPr>
+                <w:sz w:val="24"/>
+              </w:rPr>
+            </w:pPr>
+            <w:r>
+              <w:rPr>
+                <w:sz w:val="24"/>
+              </w:rPr>
+              <w:t>500</w:t>
+            </w:r>
+          </w:p>
+        </w:tc>
+      </w:tr>
+      <w:tr>
+        <w:tc>
+          <w:tcPr>
+            <w:tcW w:w="1477" w:type="dxa"/>
+          </w:tcPr>
+          <w:p>
+            <w:pPr>
+              <w:pStyle w:val="a0"/>
+              <w:numPr>
+                <w:ilvl w:val="0"/>
+                <w:numId w:val="0"/>
+              </w:numPr>
+              <w:rPr>
+                <w:sz w:val="24"/>
+              </w:rPr>
+            </w:pPr>
+            <w:r>
+              <w:rPr>
+                <w:sz w:val="24"/>
+              </w:rPr>
+              <w:t>Вес</w:t>
+            </w:r>
+          </w:p>
+        </w:tc>
+        <w:tc>
+          <w:tcPr>
+            <w:tcW w:w="1276" w:type="dxa"/>
+          </w:tcPr>
+          <w:p>
+            <w:pPr>
+              <w:pStyle w:val="a0"/>
+              <w:numPr>
+                <w:ilvl w:val="0"/>
+                <w:numId w:val="0"/>
+              </w:numPr>
+              <w:rPr>
+                <w:sz w:val="24"/>
+              </w:rPr>
+            </w:pPr>
+            <w:r>
+              <w:rPr>
+                <w:sz w:val="24"/>
+              </w:rPr>
+              <w:t>5</w:t>
+            </w:r>
+          </w:p>
+        </w:tc>
+        <w:tc>
+          <w:tcPr>
+            <w:tcW w:w="708" w:type="dxa"/>
+          </w:tcPr>
+          <w:p>
+            <w:pPr>
+              <w:pStyle w:val="a0"/>
+              <w:numPr>
+                <w:ilvl w:val="0"/>
+                <w:numId w:val="0"/>
+              </w:numPr>
+              <w:rPr>
+                <w:sz w:val="24"/>
+              </w:rPr>
+            </w:pPr>
+            <w:r>
+              <w:rPr>
+                <w:sz w:val="24"/>
+              </w:rPr>
+              <w:t>186</w:t>
+            </w:r>
+          </w:p>
+        </w:tc>
+        <w:tc>
+          <w:tcPr>
+            <w:tcW w:w="851" w:type="dxa"/>
+          </w:tcPr>
+          <w:p>
+            <w:pPr>
+              <w:pStyle w:val="a0"/>
+              <w:numPr>
+                <w:ilvl w:val="0"/>
+                <w:numId w:val="0"/>
+              </w:numPr>
+              <w:rPr>
+                <w:sz w:val="24"/>
+              </w:rPr>
+            </w:pPr>
+            <w:r>
+              <w:rPr>
+                <w:sz w:val="24"/>
+              </w:rPr>
+              <w:t>199</w:t>
+            </w:r>
+          </w:p>
+        </w:tc>
+        <w:tc>
+          <w:tcPr>
+            <w:tcW w:w="850" w:type="dxa"/>
+          </w:tcPr>
+          <w:p>
+            <w:pPr>
+              <w:pStyle w:val="a0"/>
+              <w:numPr>
+                <w:ilvl w:val="0"/>
+                <w:numId w:val="0"/>
+              </w:numPr>
+              <w:rPr>
+                <w:sz w:val="24"/>
+                <w:lang w:val="en-US"/>
+              </w:rPr>
+            </w:pPr>
+            <w:r>
+              <w:rPr>
+                <w:sz w:val="24"/>
+              </w:rPr>
+              <w:t>172</w:t>
+            </w:r>
+          </w:p>
+        </w:tc>
+        <w:tc>
+          <w:tcPr>
+            <w:tcW w:w="1452" w:type="dxa"/>
+          </w:tcPr>
+          <w:p>
+            <w:pPr>
+              <w:pStyle w:val="a0"/>
+              <w:numPr>
+                <w:ilvl w:val="0"/>
+                <w:numId w:val="0"/>
+              </w:numPr>
+              <w:rPr>
+                <w:sz w:val="24"/>
+              </w:rPr>
+            </w:pPr>
+            <w:r>
+              <w:rPr>
+                <w:sz w:val="24"/>
+              </w:rPr>
+              <w:t>2000</w:t>
+            </w:r>
+          </w:p>
+        </w:tc>
+        <w:tc>
+          <w:tcPr>
+            <w:tcW w:w="1661" w:type="dxa"/>
+          </w:tcPr>
+          <w:p>
+            <w:pPr>
+              <w:pStyle w:val="a0"/>
+              <w:numPr>
+                <w:ilvl w:val="0"/>
+                <w:numId w:val="0"/>
+              </w:numPr>
+              <w:rPr>
+                <w:sz w:val="24"/>
+                <w:lang w:val="en-US"/>
+              </w:rPr>
+            </w:pPr>
+            <w:r>
+              <w:rPr>
+                <w:sz w:val="24"/>
+                <w:lang w:val="en-US"/>
+              </w:rPr>
+              <w:t>100</w:t>
+            </w:r>
+          </w:p>
+        </w:tc>
+      </w:tr>
+      <w:tr>
+        <w:tc>
+          <w:tcPr>
+            <w:tcW w:w="1477" w:type="dxa"/>
+          </w:tcPr>
+          <w:p>
+            <w:pPr>
+              <w:pStyle w:val="a0"/>
+              <w:numPr>
+                <w:ilvl w:val="0"/>
+                <w:numId w:val="0"/>
+              </w:numPr>
+              <w:rPr>
+                <w:sz w:val="24"/>
+              </w:rPr>
+            </w:pPr>
+            <w:r>
+              <w:rPr>
+                <w:sz w:val="24"/>
+              </w:rPr>
+              <w:t>Внутренняя память</w:t>
+            </w:r>
+          </w:p>
+        </w:tc>
+        <w:tc>
+          <w:tcPr>
+            <w:tcW w:w="1276" w:type="dxa"/>
+          </w:tcPr>
+          <w:p>
+            <w:pPr>
+              <w:pStyle w:val="a0"/>
+              <w:numPr>
+                <w:ilvl w:val="0"/>
+                <w:numId w:val="0"/>
+              </w:numPr>
+              <w:rPr>
+                <w:sz w:val="24"/>
+              </w:rPr>
+            </w:pPr>
+            <w:r>
+              <w:rPr>
+                <w:sz w:val="24"/>
+              </w:rPr>
+              <w:t>7</w:t>
+            </w:r>
+          </w:p>
+        </w:tc>
+        <w:tc>
+          <w:tcPr>
+            <w:tcW w:w="708" w:type="dxa"/>
+          </w:tcPr>
+          <w:p>
+            <w:pPr>
+              <w:pStyle w:val="a0"/>
+              <w:numPr>
+                <w:ilvl w:val="0"/>
+                <w:numId w:val="0"/>
+              </w:numPr>
+              <w:rPr>
+                <w:sz w:val="24"/>
+              </w:rPr>
+            </w:pPr>
+            <w:r>
+              <w:rPr>
+                <w:sz w:val="24"/>
+              </w:rPr>
+              <w:t>64</w:t>
+            </w:r>
+          </w:p>
+        </w:tc>
+        <w:tc>
+          <w:tcPr>
+            <w:tcW w:w="851" w:type="dxa"/>
+          </w:tcPr>
+          <w:p>
+            <w:pPr>
+              <w:pStyle w:val="a0"/>
+              <w:numPr>
+                <w:ilvl w:val="0"/>
+                <w:numId w:val="0"/>
+              </w:numPr>
+              <w:rPr>
+                <w:sz w:val="24"/>
+              </w:rPr>
+            </w:pPr>
+            <w:r>
+              <w:rPr>
+                <w:sz w:val="24"/>
+              </w:rPr>
+              <w:t>64</w:t>
+            </w:r>
+          </w:p>
+        </w:tc>
+        <w:tc>
+          <w:tcPr>
+            <w:tcW w:w="850" w:type="dxa"/>
+          </w:tcPr>
+          <w:p>
+            <w:pPr>
+              <w:pStyle w:val="a0"/>
+              <w:numPr>
+                <w:ilvl w:val="0"/>
+                <w:numId w:val="0"/>
+              </w:numPr>
+              <w:rPr>
+                <w:sz w:val="24"/>
+              </w:rPr>
+            </w:pPr>
+            <w:r>
+              <w:rPr>
+                <w:sz w:val="24"/>
+              </w:rPr>
+              <w:t>128</w:t>
+            </w:r>
+          </w:p>
+        </w:tc>
+        <w:tc>
+          <w:tcPr>
+            <w:tcW w:w="1452" w:type="dxa"/>
+          </w:tcPr>
+          <w:p>
+            <w:pPr>
+              <w:pStyle w:val="a0"/>
+              <w:numPr>
+                <w:ilvl w:val="0"/>
+                <w:numId w:val="0"/>
+              </w:numPr>
+              <w:rPr>
+                <w:sz w:val="24"/>
+                <w:lang w:val="en-US"/>
+              </w:rPr>
+            </w:pPr>
+            <w:r>
+              <w:rPr>
+                <w:sz w:val="24"/>
+              </w:rPr>
+              <w:t>2048</w:t>
+            </w:r>
+          </w:p>
+        </w:tc>
+        <w:tc>
+          <w:tcPr>
+            <w:tcW w:w="1661" w:type="dxa"/>
+          </w:tcPr>
+          <w:p>
+            <w:pPr>
+              <w:pStyle w:val="a0"/>
+              <w:numPr>
+                <w:ilvl w:val="0"/>
+                <w:numId w:val="0"/>
+              </w:numPr>
+              <w:rPr>
+                <w:sz w:val="24"/>
+                <w:lang w:val="en-US"/>
+              </w:rPr>
+            </w:pPr>
+            <w:r>
+              <w:rPr>
+                <w:sz w:val="24"/>
+                <w:lang w:val="en-US"/>
+              </w:rPr>
+              <w:t>8</w:t>
+            </w:r>
+          </w:p>
+        </w:tc>
+      </w:tr>
+    </w:tbl>
+    <w:p>
+      <w:pPr>
+        <w:pStyle w:val="a0"/>
+        <w:numPr>
+          <w:ilvl w:val="0"/>
+          <w:numId w:val="0"/>
+        </w:numPr>
+        <w:ind w:left="1070"/>
+      </w:pPr>
+    </w:p>
+    <w:p>
+      <w:pPr>
+        <w:pStyle w:val="a0"/>
+        <w:numPr>
+          <w:ilvl w:val="0"/>
+          <w:numId w:val="0"/>
+        </w:numPr>
+        <w:ind w:left="1070"/>
+      </w:pPr>
+      <w:r>
+        <w:t xml:space="preserve">Таблица </w:t>
+      </w:r>
+      <w:r>
+        <w:t>8</w:t>
+      </w:r>
+      <w:r>
+        <w:t xml:space="preserve"> — </w:t>
+      </w:r>
+    </w:p>
+    <w:tbl>
+      <w:tblPr>
+        <w:tblStyle w:val="af7"/>
+        <w:tblW w:w="0" w:type="auto"/>
+        <w:tblInd w:w="1070" w:type="dxa"/>
+        <w:tblLook w:val="04A0" w:firstRow="1" w:lastRow="0" w:firstColumn="1" w:lastColumn="0" w:noHBand="0" w:noVBand="1"/>
+      </w:tblPr>
+      <w:tblGrid>
+        <w:gridCol w:w="2479"/>
+        <w:gridCol w:w="2640"/>
+        <w:gridCol w:w="1052"/>
+        <w:gridCol w:w="1052"/>
+        <w:gridCol w:w="1052"/>
+      </w:tblGrid>
+      <w:tr>
+        <w:trPr>
+          <w:trHeight w:val="510"/>
+        </w:trPr>
+        <w:tc>
+          <w:tcPr>
+            <w:tcW w:w="2640" w:type="dxa"/>
+            <w:vMerge w:val="restart"/>
+          </w:tcPr>
+          <w:p>
+            <w:pPr>
+              <w:pStyle w:val="a0"/>
+              <w:numPr>
+                <w:ilvl w:val="0"/>
+                <w:numId w:val="0"/>
+              </w:numPr>
+            </w:pPr>
+            <w:r>
+              <w:t>Критерий</w:t>
+            </w:r>
+          </w:p>
+        </w:tc>
+        <w:tc>
+          <w:tcPr>
+            <w:tcW w:w="2764" w:type="dxa"/>
+            <w:vMerge w:val="restart"/>
+          </w:tcPr>
+          <w:p>
+            <w:pPr>
+              <w:pStyle w:val="a0"/>
+              <w:numPr>
+                <w:ilvl w:val="0"/>
+                <w:numId w:val="0"/>
+              </w:numPr>
+            </w:pPr>
+            <w:r>
+              <w:t>Весовой коэффициент</w:t>
+            </w:r>
+          </w:p>
+        </w:tc>
+        <w:tc>
+          <w:tcPr>
+            <w:tcW w:w="2871" w:type="dxa"/>
+            <w:gridSpan w:val="3"/>
+          </w:tcPr>
+          <w:p>
+            <w:pPr>
+              <w:pStyle w:val="a0"/>
+              <w:numPr>
+                <w:ilvl w:val="0"/>
+                <w:numId w:val="0"/>
+              </w:numPr>
+            </w:pPr>
+            <w:r>
+              <w:t>Нормированные значения</w:t>
+            </w:r>
+          </w:p>
+        </w:tc>
+      </w:tr>
+      <w:tr>
+        <w:trPr>
+          <w:trHeight w:val="510"/>
+        </w:trPr>
+        <w:tc>
+          <w:tcPr>
+            <w:tcW w:w="2640" w:type="dxa"/>
+            <w:vMerge/>
+          </w:tcPr>
+          <w:p>
+            <w:pPr>
+              <w:pStyle w:val="a0"/>
+              <w:numPr>
+                <w:ilvl w:val="0"/>
+                <w:numId w:val="0"/>
+              </w:numPr>
+            </w:pPr>
+          </w:p>
+        </w:tc>
+        <w:tc>
+          <w:tcPr>
+            <w:tcW w:w="2764" w:type="dxa"/>
+            <w:vMerge/>
+          </w:tcPr>
+          <w:p>
+            <w:pPr>
+              <w:pStyle w:val="a0"/>
+              <w:numPr>
+                <w:ilvl w:val="0"/>
+                <w:numId w:val="0"/>
+              </w:numPr>
+            </w:pPr>
+          </w:p>
+        </w:tc>
+        <w:tc>
+          <w:tcPr>
+            <w:tcW w:w="957" w:type="dxa"/>
+          </w:tcPr>
+          <w:p>
+            <w:pPr>
+              <w:pStyle w:val="a0"/>
+              <w:numPr>
+                <w:ilvl w:val="0"/>
+                <w:numId w:val="0"/>
+              </w:numPr>
+            </w:pPr>
+            <w:r>
+              <w:t>О1</w:t>
+            </w:r>
+          </w:p>
+        </w:tc>
+        <w:tc>
+          <w:tcPr>
+            <w:tcW w:w="957" w:type="dxa"/>
+          </w:tcPr>
+          <w:p>
+            <w:pPr>
+              <w:pStyle w:val="a0"/>
+              <w:numPr>
+                <w:ilvl w:val="0"/>
+                <w:numId w:val="0"/>
+              </w:numPr>
+            </w:pPr>
+            <w:r>
+              <w:t>О2</w:t>
+            </w:r>
+          </w:p>
+        </w:tc>
+        <w:tc>
+          <w:tcPr>
+            <w:tcW w:w="957" w:type="dxa"/>
+          </w:tcPr>
+          <w:p>
+            <w:pPr>
+              <w:pStyle w:val="a0"/>
+              <w:numPr>
+                <w:ilvl w:val="0"/>
+                <w:numId w:val="0"/>
+              </w:numPr>
+            </w:pPr>
+            <w:r>
+              <w:t>О3</w:t>
+            </w:r>
+          </w:p>
+        </w:tc>
+      </w:tr>
+      <w:tr>
+        <w:tc>
+          <w:tcPr>
+            <w:tcW w:w="2640" w:type="dxa"/>
+          </w:tcPr>
+          <w:p>
+            <w:pPr>
+              <w:pStyle w:val="a0"/>
+              <w:numPr>
+                <w:ilvl w:val="0"/>
+                <w:numId w:val="0"/>
+              </w:numPr>
+            </w:pPr>
+            <w:r>
+              <w:rPr>
+                <w:sz w:val="24"/>
+              </w:rPr>
+              <w:t>Цена</w:t>
+            </w:r>
+          </w:p>
+        </w:tc>
+        <w:tc>
+          <w:tcPr>
+            <w:tcW w:w="2764" w:type="dxa"/>
+          </w:tcPr>
+          <w:p>
+            <w:pPr>
+              <w:pStyle w:val="a0"/>
+              <w:numPr>
+                <w:ilvl w:val="0"/>
+                <w:numId w:val="0"/>
+              </w:numPr>
+            </w:pPr>
+            <w:r>
+              <w:t>0,9</w:t>
+            </w:r>
+          </w:p>
+        </w:tc>
+        <w:tc>
+          <w:tcPr>
+            <w:tcW w:w="957" w:type="dxa"/>
+            <w:vAlign w:val="bottom"/>
+          </w:tcPr>
+          <w:p>
+            <w:pPr>
+              <w:pStyle w:val="a0"/>
+              <w:numPr>
+                <w:ilvl w:val="0"/>
+                <w:numId w:val="0"/>
+              </w:numPr>
+            </w:pPr>
+            <w:r>
+              <w:rPr>
+                <w:rFonts w:cs="Calibri"/>
+                <w:color w:val="000000"/>
+                <w:sz w:val="22"/>
+                <w:szCs w:val="22"/>
+              </w:rPr>
+              <w:t>0,062638</w:t>
+            </w:r>
+          </w:p>
+        </w:tc>
+        <w:tc>
+          <w:tcPr>
+            <w:tcW w:w="957" w:type="dxa"/>
+            <w:vAlign w:val="bottom"/>
+          </w:tcPr>
+          <w:p>
+            <w:pPr>
+              <w:pStyle w:val="a0"/>
+              <w:numPr>
+                <w:ilvl w:val="0"/>
+                <w:numId w:val="0"/>
+              </w:numPr>
+            </w:pPr>
+            <w:r>
+              <w:rPr>
+                <w:rFonts w:cs="Calibri"/>
+                <w:color w:val="000000"/>
+                <w:sz w:val="22"/>
+                <w:szCs w:val="22"/>
+              </w:rPr>
+              <w:t>0,072668</w:t>
+            </w:r>
+          </w:p>
+        </w:tc>
+        <w:tc>
+          <w:tcPr>
+            <w:tcW w:w="957" w:type="dxa"/>
+            <w:vAlign w:val="bottom"/>
+          </w:tcPr>
+          <w:p>
+            <w:pPr>
+              <w:pStyle w:val="a0"/>
+              <w:numPr>
+                <w:ilvl w:val="0"/>
+                <w:numId w:val="0"/>
+              </w:numPr>
+            </w:pPr>
+            <w:r>
+              <w:rPr>
+                <w:rFonts w:cs="Calibri"/>
+                <w:color w:val="000000"/>
+                <w:sz w:val="22"/>
+                <w:szCs w:val="22"/>
+              </w:rPr>
+              <w:t>0,097743</w:t>
+            </w:r>
+          </w:p>
+        </w:tc>
+      </w:tr>
+      <w:tr>
+        <w:tc>
+          <w:tcPr>
+            <w:tcW w:w="2640" w:type="dxa"/>
+          </w:tcPr>
+          <w:p>
+            <w:pPr>
+              <w:pStyle w:val="a0"/>
+              <w:numPr>
+                <w:ilvl w:val="0"/>
+                <w:numId w:val="0"/>
+              </w:numPr>
+            </w:pPr>
+            <w:r>
+              <w:rPr>
+                <w:sz w:val="24"/>
+              </w:rPr>
+              <w:t>Вес</w:t>
+            </w:r>
+          </w:p>
+        </w:tc>
+        <w:tc>
+          <w:tcPr>
+            <w:tcW w:w="2764" w:type="dxa"/>
+          </w:tcPr>
+          <w:p>
+            <w:pPr>
+              <w:pStyle w:val="a0"/>
+              <w:numPr>
+                <w:ilvl w:val="0"/>
+                <w:numId w:val="0"/>
+              </w:numPr>
+            </w:pPr>
+            <w:r>
+              <w:t>0,5</w:t>
+            </w:r>
+          </w:p>
+        </w:tc>
+        <w:tc>
+          <w:tcPr>
+            <w:tcW w:w="957" w:type="dxa"/>
+            <w:vAlign w:val="bottom"/>
+          </w:tcPr>
+          <w:p>
+            <w:pPr>
+              <w:pStyle w:val="a0"/>
+              <w:numPr>
+                <w:ilvl w:val="0"/>
+                <w:numId w:val="0"/>
+              </w:numPr>
+            </w:pPr>
+            <w:r>
+              <w:rPr>
+                <w:rFonts w:cs="Calibri"/>
+                <w:color w:val="000000"/>
+                <w:sz w:val="22"/>
+                <w:szCs w:val="22"/>
+              </w:rPr>
+              <w:t>0,045263</w:t>
+            </w:r>
+          </w:p>
+        </w:tc>
+        <w:tc>
+          <w:tcPr>
+            <w:tcW w:w="957" w:type="dxa"/>
+            <w:vAlign w:val="bottom"/>
+          </w:tcPr>
+          <w:p>
+            <w:pPr>
+              <w:pStyle w:val="a0"/>
+              <w:numPr>
+                <w:ilvl w:val="0"/>
+                <w:numId w:val="0"/>
+              </w:numPr>
+            </w:pPr>
+            <w:r>
+              <w:rPr>
+                <w:rFonts w:cs="Calibri"/>
+                <w:color w:val="000000"/>
+                <w:sz w:val="22"/>
+                <w:szCs w:val="22"/>
+              </w:rPr>
+              <w:t>0,052105</w:t>
+            </w:r>
+          </w:p>
+        </w:tc>
+        <w:tc>
+          <w:tcPr>
+            <w:tcW w:w="957" w:type="dxa"/>
+            <w:vAlign w:val="bottom"/>
+          </w:tcPr>
+          <w:p>
+            <w:pPr>
+              <w:pStyle w:val="a0"/>
+              <w:numPr>
+                <w:ilvl w:val="0"/>
+                <w:numId w:val="0"/>
+              </w:numPr>
+            </w:pPr>
+            <w:r>
+              <w:rPr>
+                <w:rFonts w:cs="Calibri"/>
+                <w:color w:val="000000"/>
+                <w:sz w:val="22"/>
+                <w:szCs w:val="22"/>
+              </w:rPr>
+              <w:t>0,037895</w:t>
+            </w:r>
+          </w:p>
+        </w:tc>
+      </w:tr>
+      <w:tr>
+        <w:tc>
+          <w:tcPr>
+            <w:tcW w:w="2640" w:type="dxa"/>
+          </w:tcPr>
+          <w:p>
+            <w:pPr>
+              <w:pStyle w:val="a0"/>
+              <w:numPr>
+                <w:ilvl w:val="0"/>
+                <w:numId w:val="0"/>
+              </w:numPr>
+            </w:pPr>
+            <w:r>
+              <w:rPr>
+                <w:sz w:val="24"/>
+              </w:rPr>
+              <w:t>Внутренняя память</w:t>
+            </w:r>
+          </w:p>
+        </w:tc>
+        <w:tc>
+          <w:tcPr>
+            <w:tcW w:w="2764" w:type="dxa"/>
+          </w:tcPr>
+          <w:p>
+            <w:pPr>
+              <w:pStyle w:val="a0"/>
+              <w:numPr>
+                <w:ilvl w:val="0"/>
+                <w:numId w:val="0"/>
+              </w:numPr>
+            </w:pPr>
+            <w:r>
+              <w:t>0,7</w:t>
+            </w:r>
+          </w:p>
+        </w:tc>
+        <w:tc>
+          <w:tcPr>
+            <w:tcW w:w="957" w:type="dxa"/>
+            <w:vAlign w:val="bottom"/>
+          </w:tcPr>
+          <w:p>
+            <w:pPr>
+              <w:pStyle w:val="a0"/>
+              <w:numPr>
+                <w:ilvl w:val="0"/>
+                <w:numId w:val="0"/>
+              </w:numPr>
+            </w:pPr>
+            <w:r>
+              <w:rPr>
+                <w:rFonts w:cs="Calibri"/>
+                <w:color w:val="000000"/>
+                <w:sz w:val="22"/>
+                <w:szCs w:val="22"/>
+              </w:rPr>
+              <w:t>0,027451</w:t>
+            </w:r>
+          </w:p>
+        </w:tc>
+        <w:tc>
+          <w:tcPr>
+            <w:tcW w:w="957" w:type="dxa"/>
+            <w:vAlign w:val="bottom"/>
+          </w:tcPr>
+          <w:p>
+            <w:pPr>
+              <w:pStyle w:val="a0"/>
+              <w:numPr>
+                <w:ilvl w:val="0"/>
+                <w:numId w:val="0"/>
+              </w:numPr>
+            </w:pPr>
+            <w:r>
+              <w:rPr>
+                <w:rFonts w:cs="Calibri"/>
+                <w:color w:val="000000"/>
+                <w:sz w:val="22"/>
+                <w:szCs w:val="22"/>
+              </w:rPr>
+              <w:t>0,027451</w:t>
+            </w:r>
+          </w:p>
+        </w:tc>
+        <w:tc>
+          <w:tcPr>
+            <w:tcW w:w="957" w:type="dxa"/>
+            <w:vAlign w:val="bottom"/>
+          </w:tcPr>
+          <w:p>
+            <w:pPr>
+              <w:pStyle w:val="a0"/>
+              <w:numPr>
+                <w:ilvl w:val="0"/>
+                <w:numId w:val="0"/>
+              </w:numPr>
+            </w:pPr>
+            <w:r>
+              <w:rPr>
+                <w:rFonts w:cs="Calibri"/>
+                <w:color w:val="000000"/>
+                <w:sz w:val="22"/>
+                <w:szCs w:val="22"/>
+              </w:rPr>
+              <w:t>0,058824</w:t>
+            </w:r>
+          </w:p>
+        </w:tc>
+      </w:tr>
+    </w:tbl>
+    <w:p>
+      <w:pPr>
+        <w:pStyle w:val="a0"/>
+        <w:numPr>
+          <w:ilvl w:val="0"/>
+          <w:numId w:val="0"/>
+        </w:numPr>
+        <w:ind w:left="1070"/>
+      </w:pPr>
+    </w:p>
+    <w:tbl>
+      <w:tblPr>
+        <w:tblStyle w:val="af7"/>
+        <w:tblW w:w="0" w:type="auto"/>
+        <w:tblInd w:w="1070" w:type="dxa"/>
+        <w:tblLook w:val="04A0" w:firstRow="1" w:lastRow="0" w:firstColumn="1" w:lastColumn="0" w:noHBand="0" w:noVBand="1"/>
+      </w:tblPr>
+      <w:tblGrid>
+        <w:gridCol w:w="2764"/>
+        <w:gridCol w:w="2467"/>
+        <w:gridCol w:w="1052"/>
+        <w:gridCol w:w="940"/>
+        <w:gridCol w:w="1052"/>
+      </w:tblGrid>
+      <w:tr>
+        <w:trPr>
+          <w:trHeight w:val="255"/>
+        </w:trPr>
+        <w:tc>
+          <w:tcPr>
+            <w:tcW w:w="2912" w:type="dxa"/>
+            <w:vMerge w:val="restart"/>
+          </w:tcPr>
+          <w:p>
+            <w:pPr>
+              <w:pStyle w:val="a0"/>
+              <w:numPr>
+                <w:ilvl w:val="0"/>
+                <w:numId w:val="0"/>
+              </w:numPr>
+              <w:jc w:val="left"/>
+              <w:rPr>
+                <w:sz w:val="24"/>
+              </w:rPr>
+            </w:pPr>
+            <w:r>
+              <w:rPr>
+                <w:sz w:val="24"/>
+              </w:rPr>
+              <w:t>Критерий</w:t>
+            </w:r>
+          </w:p>
+        </w:tc>
+        <w:tc>
+          <w:tcPr>
+            <w:tcW w:w="2740" w:type="dxa"/>
+            <w:vMerge w:val="restart"/>
+          </w:tcPr>
+          <w:p>
+            <w:pPr>
+              <w:pStyle w:val="a0"/>
+              <w:numPr>
+                <w:ilvl w:val="0"/>
+                <w:numId w:val="0"/>
+              </w:numPr>
+            </w:pPr>
+            <w:r>
+              <w:t>Наилучший объект</w:t>
+            </w:r>
+          </w:p>
+        </w:tc>
+        <w:tc>
+          <w:tcPr>
+            <w:tcW w:w="2623" w:type="dxa"/>
+            <w:gridSpan w:val="3"/>
+          </w:tcPr>
+          <w:p>
+            <w:pPr>
+              <w:pStyle w:val="a0"/>
+              <w:numPr>
+                <w:ilvl w:val="0"/>
+                <w:numId w:val="0"/>
+              </w:numPr>
+            </w:pPr>
+            <w:r>
+              <w:t>Оценка</w:t>
+            </w:r>
+          </w:p>
+        </w:tc>
+      </w:tr>
+      <w:tr>
+        <w:trPr>
+          <w:trHeight w:val="255"/>
+        </w:trPr>
+        <w:tc>
+          <w:tcPr>
+            <w:tcW w:w="2912" w:type="dxa"/>
+            <w:vMerge/>
+          </w:tcPr>
+          <w:p>
+            <w:pPr>
+              <w:pStyle w:val="a0"/>
+              <w:numPr>
+                <w:ilvl w:val="0"/>
+                <w:numId w:val="0"/>
+              </w:numPr>
+              <w:jc w:val="left"/>
+              <w:rPr>
+                <w:sz w:val="24"/>
+              </w:rPr>
+            </w:pPr>
+          </w:p>
+        </w:tc>
+        <w:tc>
+          <w:tcPr>
+            <w:tcW w:w="2740" w:type="dxa"/>
+            <w:vMerge/>
+          </w:tcPr>
+          <w:p>
+            <w:pPr>
+              <w:pStyle w:val="a0"/>
+              <w:numPr>
+                <w:ilvl w:val="0"/>
+                <w:numId w:val="0"/>
+              </w:numPr>
+            </w:pPr>
+          </w:p>
+        </w:tc>
+        <w:tc>
+          <w:tcPr>
+            <w:tcW w:w="874" w:type="dxa"/>
+          </w:tcPr>
+          <w:p>
+            <w:pPr>
+              <w:pStyle w:val="a0"/>
+              <w:numPr>
+                <w:ilvl w:val="0"/>
+                <w:numId w:val="0"/>
+              </w:numPr>
+            </w:pPr>
+            <w:r>
+              <w:t>О1</w:t>
+            </w:r>
+          </w:p>
+        </w:tc>
+        <w:tc>
+          <w:tcPr>
+            <w:tcW w:w="874" w:type="dxa"/>
+          </w:tcPr>
+          <w:p>
+            <w:pPr>
+              <w:pStyle w:val="a0"/>
+              <w:numPr>
+                <w:ilvl w:val="0"/>
+                <w:numId w:val="0"/>
+              </w:numPr>
+            </w:pPr>
+            <w:r>
+              <w:t>О2</w:t>
+            </w:r>
+          </w:p>
+        </w:tc>
+        <w:tc>
+          <w:tcPr>
+            <w:tcW w:w="875" w:type="dxa"/>
+          </w:tcPr>
+          <w:p>
+            <w:pPr>
+              <w:pStyle w:val="a0"/>
+              <w:numPr>
+                <w:ilvl w:val="0"/>
+                <w:numId w:val="0"/>
+              </w:numPr>
+            </w:pPr>
+            <w:r>
+              <w:t>О3</w:t>
+            </w:r>
+          </w:p>
+        </w:tc>
+      </w:tr>
+      <w:tr>
+        <w:tc>
+          <w:tcPr>
+            <w:tcW w:w="2912" w:type="dxa"/>
+          </w:tcPr>
+          <w:p>
+            <w:pPr>
+              <w:pStyle w:val="a0"/>
+              <w:numPr>
+                <w:ilvl w:val="0"/>
+                <w:numId w:val="0"/>
+              </w:numPr>
+              <w:jc w:val="left"/>
+              <w:rPr>
+                <w:sz w:val="24"/>
+              </w:rPr>
+            </w:pPr>
+            <w:r>
+              <w:rPr>
+                <w:sz w:val="24"/>
+              </w:rPr>
+              <w:t>Аддитивная свертка</w:t>
+            </w:r>
+          </w:p>
+        </w:tc>
+        <w:tc>
+          <w:tcPr>
+            <w:tcW w:w="2740" w:type="dxa"/>
+          </w:tcPr>
+          <w:p>
+            <w:pPr>
+              <w:pStyle w:val="a0"/>
+              <w:numPr>
+                <w:ilvl w:val="0"/>
+                <w:numId w:val="0"/>
+              </w:numPr>
+              <w:rPr>
+                <w:lang w:val="en-US"/>
+              </w:rPr>
+            </w:pPr>
+          </w:p>
+        </w:tc>
+        <w:tc>
+          <w:tcPr>
+            <w:tcW w:w="874" w:type="dxa"/>
+            <w:vAlign w:val="bottom"/>
+          </w:tcPr>
+          <w:p>
+            <w:pPr>
+              <w:pStyle w:val="a0"/>
+              <w:numPr>
+                <w:ilvl w:val="0"/>
+                <w:numId w:val="0"/>
+              </w:numPr>
+            </w:pPr>
+            <w:r>
+              <w:rPr>
+                <w:rFonts w:cs="Calibri"/>
+                <w:color w:val="000000"/>
+                <w:sz w:val="22"/>
+                <w:szCs w:val="22"/>
+              </w:rPr>
+              <w:t>0,098221</w:t>
+            </w:r>
+          </w:p>
+        </w:tc>
+        <w:tc>
+          <w:tcPr>
+            <w:tcW w:w="874" w:type="dxa"/>
+            <w:vAlign w:val="bottom"/>
+          </w:tcPr>
+          <w:p>
+            <w:pPr>
+              <w:pStyle w:val="a0"/>
+              <w:numPr>
+                <w:ilvl w:val="0"/>
+                <w:numId w:val="0"/>
+              </w:numPr>
+            </w:pPr>
+            <w:r>
+              <w:rPr>
+                <w:rFonts w:cs="Calibri"/>
+                <w:color w:val="000000"/>
+                <w:sz w:val="22"/>
+                <w:szCs w:val="22"/>
+              </w:rPr>
+              <w:t>0,11067</w:t>
+            </w:r>
+          </w:p>
+        </w:tc>
+        <w:tc>
+          <w:tcPr>
+            <w:tcW w:w="875" w:type="dxa"/>
+            <w:vAlign w:val="bottom"/>
+          </w:tcPr>
+          <w:p>
+            <w:pPr>
+              <w:pStyle w:val="a0"/>
+              <w:numPr>
+                <w:ilvl w:val="0"/>
+                <w:numId w:val="0"/>
+              </w:numPr>
+            </w:pPr>
+            <w:r>
+              <w:rPr>
+                <w:rFonts w:cs="Calibri"/>
+                <w:color w:val="000000"/>
+                <w:sz w:val="22"/>
+                <w:szCs w:val="22"/>
+              </w:rPr>
+              <w:t>0,148093</w:t>
+            </w:r>
+          </w:p>
+        </w:tc>
+      </w:tr>
+      <w:tr>
+        <w:tc>
+          <w:tcPr>
+            <w:tcW w:w="2912" w:type="dxa"/>
+          </w:tcPr>
+          <w:p>
+            <w:pPr>
+              <w:pStyle w:val="a0"/>
+              <w:numPr>
+                <w:ilvl w:val="0"/>
+                <w:numId w:val="0"/>
+              </w:numPr>
+              <w:jc w:val="left"/>
+              <w:rPr>
+                <w:sz w:val="24"/>
+              </w:rPr>
+            </w:pPr>
+            <w:r>
+              <w:rPr>
+                <w:sz w:val="24"/>
+              </w:rPr>
+              <w:t>Мультипликативная свертка</w:t>
+            </w:r>
+          </w:p>
+        </w:tc>
+        <w:tc>
+          <w:tcPr>
+            <w:tcW w:w="2740" w:type="dxa"/>
+          </w:tcPr>
+          <w:p>
+            <w:pPr>
+              <w:pStyle w:val="a0"/>
+              <w:numPr>
+                <w:ilvl w:val="0"/>
+                <w:numId w:val="0"/>
+              </w:numPr>
+            </w:pPr>
+          </w:p>
+        </w:tc>
+        <w:tc>
+          <w:tcPr>
+            <w:tcW w:w="874" w:type="dxa"/>
+          </w:tcPr>
+          <w:p>
+            <w:pPr>
+              <w:pStyle w:val="a0"/>
+              <w:numPr>
+                <w:ilvl w:val="0"/>
+                <w:numId w:val="0"/>
+              </w:numPr>
+            </w:pPr>
+          </w:p>
+        </w:tc>
+        <w:tc>
+          <w:tcPr>
+            <w:tcW w:w="874" w:type="dxa"/>
+          </w:tcPr>
+          <w:p>
+            <w:pPr>
+              <w:pStyle w:val="a0"/>
+              <w:numPr>
+                <w:ilvl w:val="0"/>
+                <w:numId w:val="0"/>
+              </w:numPr>
+            </w:pPr>
+          </w:p>
+        </w:tc>
+        <w:tc>
+          <w:tcPr>
+            <w:tcW w:w="875" w:type="dxa"/>
+          </w:tcPr>
+          <w:p>
+            <w:pPr>
+              <w:pStyle w:val="a0"/>
+              <w:numPr>
+                <w:ilvl w:val="0"/>
+                <w:numId w:val="0"/>
+              </w:numPr>
+            </w:pPr>
+          </w:p>
+        </w:tc>
+      </w:tr>
+      <w:tr>
+        <w:tc>
+          <w:tcPr>
+            <w:tcW w:w="2912" w:type="dxa"/>
+          </w:tcPr>
+          <w:p>
+            <w:pPr>
+              <w:pStyle w:val="a0"/>
+              <w:numPr>
+                <w:ilvl w:val="0"/>
+                <w:numId w:val="0"/>
+              </w:numPr>
+              <w:jc w:val="left"/>
+              <w:rPr>
+                <w:sz w:val="24"/>
+              </w:rPr>
+            </w:pPr>
+            <w:r>
+              <w:rPr>
+                <w:sz w:val="24"/>
+              </w:rPr>
+              <w:t>Метод идеальной точки</w:t>
+            </w:r>
+          </w:p>
+        </w:tc>
+        <w:tc>
+          <w:tcPr>
+            <w:tcW w:w="2740" w:type="dxa"/>
+          </w:tcPr>
+          <w:p>
+            <w:pPr>
+              <w:pStyle w:val="a0"/>
+              <w:numPr>
+                <w:ilvl w:val="0"/>
+                <w:numId w:val="0"/>
+              </w:numPr>
+            </w:pPr>
+          </w:p>
+        </w:tc>
+        <w:tc>
+          <w:tcPr>
+            <w:tcW w:w="874" w:type="dxa"/>
+          </w:tcPr>
+          <w:p>
+            <w:pPr>
+              <w:pStyle w:val="a0"/>
+              <w:numPr>
+                <w:ilvl w:val="0"/>
+                <w:numId w:val="0"/>
+              </w:numPr>
+            </w:pPr>
+          </w:p>
+        </w:tc>
+        <w:tc>
+          <w:tcPr>
+            <w:tcW w:w="874" w:type="dxa"/>
+          </w:tcPr>
+          <w:p>
+            <w:pPr>
+              <w:pStyle w:val="a0"/>
+              <w:numPr>
+                <w:ilvl w:val="0"/>
+                <w:numId w:val="0"/>
+              </w:numPr>
+            </w:pPr>
+          </w:p>
+        </w:tc>
+        <w:tc>
+          <w:tcPr>
+            <w:tcW w:w="875" w:type="dxa"/>
+          </w:tcPr>
+          <w:p>
+            <w:pPr>
+              <w:pStyle w:val="a0"/>
+              <w:numPr>
+                <w:ilvl w:val="0"/>
+                <w:numId w:val="0"/>
+              </w:numPr>
+            </w:pPr>
+          </w:p>
+        </w:tc>
+      </w:tr>
+    </w:tbl>
+    <w:p>
+      <w:pPr>
+        <w:pStyle w:val="a0"/>
+        <w:numPr>
+          <w:ilvl w:val="0"/>
+          <w:numId w:val="0"/>
+        </w:numPr>
+        <w:ind w:left="1070"/>
       </w:pPr>
     </w:p>
     <w:sectPr>
@@ -1782,7 +5485,7 @@
   <w:abstractNum w:abstractNumId="1" w15:restartNumberingAfterBreak="0">
     <w:nsid w:val="2C4458D8"/>
     <w:multiLevelType w:val="multilevel"/>
-    <w:tmpl w:val="9B9C462A"/>
+    <w:tmpl w:val="3DE83EBA"/>
     <w:lvl w:ilvl="0">
       <w:start w:val="1"/>
       <w:numFmt w:val="decimal"/>
@@ -2027,6 +5730,96 @@
     <w:abstractNumId w:val="0"/>
   </w:num>
   <w:num w:numId="4">
+    <w:abstractNumId w:val="1"/>
+    <w:lvlOverride w:ilvl="0">
+      <w:startOverride w:val="1"/>
+    </w:lvlOverride>
+    <w:lvlOverride w:ilvl="1">
+      <w:startOverride w:val="1"/>
+    </w:lvlOverride>
+    <w:lvlOverride w:ilvl="2">
+      <w:startOverride w:val="1"/>
+    </w:lvlOverride>
+    <w:lvlOverride w:ilvl="3">
+      <w:startOverride w:val="1"/>
+    </w:lvlOverride>
+    <w:lvlOverride w:ilvl="4">
+      <w:startOverride w:val="1"/>
+    </w:lvlOverride>
+    <w:lvlOverride w:ilvl="5">
+      <w:startOverride w:val="1"/>
+    </w:lvlOverride>
+    <w:lvlOverride w:ilvl="6">
+      <w:startOverride w:val="1"/>
+    </w:lvlOverride>
+    <w:lvlOverride w:ilvl="7">
+      <w:startOverride w:val="1"/>
+    </w:lvlOverride>
+    <w:lvlOverride w:ilvl="8">
+      <w:startOverride w:val="1"/>
+    </w:lvlOverride>
+  </w:num>
+  <w:num w:numId="5">
+    <w:abstractNumId w:val="1"/>
+    <w:lvlOverride w:ilvl="0">
+      <w:startOverride w:val="1"/>
+    </w:lvlOverride>
+    <w:lvlOverride w:ilvl="1">
+      <w:startOverride w:val="1"/>
+    </w:lvlOverride>
+    <w:lvlOverride w:ilvl="2">
+      <w:startOverride w:val="1"/>
+    </w:lvlOverride>
+    <w:lvlOverride w:ilvl="3">
+      <w:startOverride w:val="1"/>
+    </w:lvlOverride>
+    <w:lvlOverride w:ilvl="4">
+      <w:startOverride w:val="1"/>
+    </w:lvlOverride>
+    <w:lvlOverride w:ilvl="5">
+      <w:startOverride w:val="1"/>
+    </w:lvlOverride>
+    <w:lvlOverride w:ilvl="6">
+      <w:startOverride w:val="1"/>
+    </w:lvlOverride>
+    <w:lvlOverride w:ilvl="7">
+      <w:startOverride w:val="1"/>
+    </w:lvlOverride>
+    <w:lvlOverride w:ilvl="8">
+      <w:startOverride w:val="1"/>
+    </w:lvlOverride>
+  </w:num>
+  <w:num w:numId="6">
+    <w:abstractNumId w:val="1"/>
+    <w:lvlOverride w:ilvl="0">
+      <w:startOverride w:val="1"/>
+    </w:lvlOverride>
+    <w:lvlOverride w:ilvl="1">
+      <w:startOverride w:val="1"/>
+    </w:lvlOverride>
+    <w:lvlOverride w:ilvl="2">
+      <w:startOverride w:val="1"/>
+    </w:lvlOverride>
+    <w:lvlOverride w:ilvl="3">
+      <w:startOverride w:val="1"/>
+    </w:lvlOverride>
+    <w:lvlOverride w:ilvl="4">
+      <w:startOverride w:val="1"/>
+    </w:lvlOverride>
+    <w:lvlOverride w:ilvl="5">
+      <w:startOverride w:val="1"/>
+    </w:lvlOverride>
+    <w:lvlOverride w:ilvl="6">
+      <w:startOverride w:val="1"/>
+    </w:lvlOverride>
+    <w:lvlOverride w:ilvl="7">
+      <w:startOverride w:val="1"/>
+    </w:lvlOverride>
+    <w:lvlOverride w:ilvl="8">
+      <w:startOverride w:val="1"/>
+    </w:lvlOverride>
+  </w:num>
+  <w:num w:numId="7">
     <w:abstractNumId w:val="1"/>
     <w:lvlOverride w:ilvl="0">
       <w:startOverride w:val="1"/>

--- a/ТПИС/ТСИС6.docx
+++ b/ТПИС/ТСИС6.docx
@@ -95,7 +95,7 @@
         </w:rPr>
       </w:pPr>
       <w:r>
-        <w:t>ЖИЗНЕННЫЙ ЦИКЛ СИСТЕМЫ</w:t>
+        <w:t>ОЦЕНИВАНИЕ СИСТЕМ</w:t>
       </w:r>
     </w:p>
     <w:p>
@@ -300,6 +300,8 @@
         <w:spacing w:after="300"/>
         <w:jc w:val="center"/>
         <w:rPr>
+          <w:b/>
+          <w:bCs/>
           <w:szCs w:val="28"/>
         </w:rPr>
       </w:pPr>
@@ -308,7 +310,21 @@
           <w:b/>
           <w:bCs/>
         </w:rPr>
-        <w:t>«Жизненный цикл системы»</w:t>
+        <w:t>«</w:t>
+      </w:r>
+      <w:r>
+        <w:rPr>
+          <w:b/>
+          <w:bCs/>
+        </w:rPr>
+        <w:t>Оценивание систем</w:t>
+      </w:r>
+      <w:r>
+        <w:rPr>
+          <w:b/>
+          <w:bCs/>
+        </w:rPr>
+        <w:t>»</w:t>
       </w:r>
     </w:p>
     <w:p>
@@ -369,7 +385,7 @@
         </w:numPr>
       </w:pPr>
       <w:r>
-        <w:t xml:space="preserve">Операционная система </w:t>
+        <w:t>Операционная система</w:t>
       </w:r>
     </w:p>
     <w:p>
@@ -2057,19 +2073,7 @@
               <w:rPr>
                 <w:sz w:val="24"/>
               </w:rPr>
-              <w:t>Качество</w:t>
-            </w:r>
-            <w:r>
-              <w:rPr>
-                <w:sz w:val="24"/>
-              </w:rPr>
-              <w:t xml:space="preserve"> </w:t>
-            </w:r>
-            <w:r>
-              <w:rPr>
-                <w:sz w:val="24"/>
-              </w:rPr>
-              <w:t>основной камеры</w:t>
+              <w:t>Качество основной камеры</w:t>
             </w:r>
           </w:p>
         </w:tc>
@@ -2153,13 +2157,7 @@
               <w:rPr>
                 <w:sz w:val="24"/>
               </w:rPr>
-              <w:t xml:space="preserve">Объект </w:t>
-            </w:r>
-            <w:r>
-              <w:rPr>
-                <w:sz w:val="24"/>
-              </w:rPr>
-              <w:t>2</w:t>
+              <w:t>Объект 2</w:t>
             </w:r>
           </w:p>
         </w:tc>
@@ -2266,13 +2264,7 @@
               <w:rPr>
                 <w:sz w:val="24"/>
               </w:rPr>
-              <w:t xml:space="preserve">Объект </w:t>
-            </w:r>
-            <w:r>
-              <w:rPr>
-                <w:sz w:val="24"/>
-              </w:rPr>
-              <w:t>2</w:t>
+              <w:t>Объект 2</w:t>
             </w:r>
           </w:p>
         </w:tc>
@@ -2720,13 +2712,7 @@
     </w:p>
     <w:p>
       <w:r>
-        <w:t xml:space="preserve">Таблица </w:t>
-      </w:r>
-      <w:r>
-        <w:t>6</w:t>
-      </w:r>
-      <w:r>
-        <w:t xml:space="preserve"> — </w:t>
+        <w:t xml:space="preserve">Таблица 6 — </w:t>
       </w:r>
     </w:p>
     <w:tbl>
@@ -2840,14 +2826,127 @@
               <w:rPr>
                 <w:sz w:val="24"/>
               </w:rPr>
+              <w:t>3/</w:t>
+            </w:r>
+            <w:r>
+              <w:rPr>
+                <w:sz w:val="24"/>
+                <w:lang w:val="en-US"/>
+              </w:rPr>
+              <w:t>O</w:t>
+            </w:r>
+            <w:r>
+              <w:rPr>
+                <w:sz w:val="24"/>
+              </w:rPr>
+              <w:t>1</w:t>
+            </w:r>
+          </w:p>
+        </w:tc>
+        <w:tc>
+          <w:tcPr>
+            <w:tcW w:w="1238" w:type="dxa"/>
+          </w:tcPr>
+          <w:p>
+            <w:pPr>
+              <w:pStyle w:val="a0"/>
+              <w:numPr>
+                <w:ilvl w:val="0"/>
+                <w:numId w:val="0"/>
+              </w:numPr>
+              <w:spacing w:line="276" w:lineRule="auto"/>
+              <w:rPr>
+                <w:sz w:val="24"/>
+              </w:rPr>
+            </w:pPr>
+            <w:r>
+              <w:rPr>
+                <w:sz w:val="24"/>
+                <w:lang w:val="en-US"/>
+              </w:rPr>
+              <w:t>O</w:t>
+            </w:r>
+            <w:r>
+              <w:rPr>
+                <w:sz w:val="24"/>
+              </w:rPr>
+              <w:t>3/</w:t>
+            </w:r>
+            <w:r>
+              <w:rPr>
+                <w:sz w:val="24"/>
+                <w:lang w:val="en-US"/>
+              </w:rPr>
+              <w:t>O</w:t>
+            </w:r>
+            <w:r>
+              <w:rPr>
+                <w:sz w:val="24"/>
+              </w:rPr>
+              <w:t>2</w:t>
+            </w:r>
+          </w:p>
+        </w:tc>
+        <w:tc>
+          <w:tcPr>
+            <w:tcW w:w="1177" w:type="dxa"/>
+          </w:tcPr>
+          <w:p>
+            <w:pPr>
+              <w:pStyle w:val="a0"/>
+              <w:numPr>
+                <w:ilvl w:val="0"/>
+                <w:numId w:val="0"/>
+              </w:numPr>
+              <w:spacing w:line="276" w:lineRule="auto"/>
+              <w:rPr>
+                <w:sz w:val="24"/>
+              </w:rPr>
+            </w:pPr>
+            <w:r>
+              <w:rPr>
+                <w:sz w:val="24"/>
+                <w:lang w:val="en-US"/>
+              </w:rPr>
+              <w:t>O</w:t>
+            </w:r>
+            <w:r>
+              <w:rPr>
+                <w:sz w:val="24"/>
+              </w:rPr>
+              <w:t>1/</w:t>
+            </w:r>
+            <w:r>
+              <w:rPr>
+                <w:sz w:val="24"/>
+                <w:lang w:val="en-US"/>
+              </w:rPr>
+              <w:t>O</w:t>
+            </w:r>
+            <w:r>
+              <w:rPr>
+                <w:sz w:val="24"/>
+              </w:rPr>
               <w:t>3</w:t>
             </w:r>
-            <w:r>
-              <w:rPr>
-                <w:sz w:val="24"/>
-              </w:rPr>
-              <w:t>/</w:t>
-            </w:r>
+          </w:p>
+        </w:tc>
+        <w:tc>
+          <w:tcPr>
+            <w:tcW w:w="1177" w:type="dxa"/>
+          </w:tcPr>
+          <w:p>
+            <w:pPr>
+              <w:pStyle w:val="a0"/>
+              <w:numPr>
+                <w:ilvl w:val="0"/>
+                <w:numId w:val="0"/>
+              </w:numPr>
+              <w:spacing w:line="276" w:lineRule="auto"/>
+              <w:rPr>
+                <w:sz w:val="24"/>
+              </w:rPr>
+            </w:pPr>
             <w:r>
               <w:rPr>
                 <w:sz w:val="24"/>
@@ -2859,144 +2958,7 @@
               <w:rPr>
                 <w:sz w:val="24"/>
               </w:rPr>
-              <w:t>1</w:t>
-            </w:r>
-          </w:p>
-        </w:tc>
-        <w:tc>
-          <w:tcPr>
-            <w:tcW w:w="1238" w:type="dxa"/>
-          </w:tcPr>
-          <w:p>
-            <w:pPr>
-              <w:pStyle w:val="a0"/>
-              <w:numPr>
-                <w:ilvl w:val="0"/>
-                <w:numId w:val="0"/>
-              </w:numPr>
-              <w:spacing w:line="276" w:lineRule="auto"/>
-              <w:rPr>
-                <w:sz w:val="24"/>
-              </w:rPr>
-            </w:pPr>
-            <w:r>
-              <w:rPr>
-                <w:sz w:val="24"/>
-                <w:lang w:val="en-US"/>
-              </w:rPr>
-              <w:t>O</w:t>
-            </w:r>
-            <w:r>
-              <w:rPr>
-                <w:sz w:val="24"/>
-              </w:rPr>
-              <w:t>3</w:t>
-            </w:r>
-            <w:r>
-              <w:rPr>
-                <w:sz w:val="24"/>
-              </w:rPr>
-              <w:t>/</w:t>
-            </w:r>
-            <w:r>
-              <w:rPr>
-                <w:sz w:val="24"/>
-                <w:lang w:val="en-US"/>
-              </w:rPr>
-              <w:t>O</w:t>
-            </w:r>
-            <w:r>
-              <w:rPr>
-                <w:sz w:val="24"/>
-              </w:rPr>
-              <w:t>2</w:t>
-            </w:r>
-          </w:p>
-        </w:tc>
-        <w:tc>
-          <w:tcPr>
-            <w:tcW w:w="1177" w:type="dxa"/>
-          </w:tcPr>
-          <w:p>
-            <w:pPr>
-              <w:pStyle w:val="a0"/>
-              <w:numPr>
-                <w:ilvl w:val="0"/>
-                <w:numId w:val="0"/>
-              </w:numPr>
-              <w:spacing w:line="276" w:lineRule="auto"/>
-              <w:rPr>
-                <w:sz w:val="24"/>
-              </w:rPr>
-            </w:pPr>
-            <w:r>
-              <w:rPr>
-                <w:sz w:val="24"/>
-                <w:lang w:val="en-US"/>
-              </w:rPr>
-              <w:t>O</w:t>
-            </w:r>
-            <w:r>
-              <w:rPr>
-                <w:sz w:val="24"/>
-              </w:rPr>
-              <w:t>1</w:t>
-            </w:r>
-            <w:r>
-              <w:rPr>
-                <w:sz w:val="24"/>
-              </w:rPr>
-              <w:t>/</w:t>
-            </w:r>
-            <w:r>
-              <w:rPr>
-                <w:sz w:val="24"/>
-                <w:lang w:val="en-US"/>
-              </w:rPr>
-              <w:t>O</w:t>
-            </w:r>
-            <w:r>
-              <w:rPr>
-                <w:sz w:val="24"/>
-              </w:rPr>
-              <w:t>3</w:t>
-            </w:r>
-          </w:p>
-        </w:tc>
-        <w:tc>
-          <w:tcPr>
-            <w:tcW w:w="1177" w:type="dxa"/>
-          </w:tcPr>
-          <w:p>
-            <w:pPr>
-              <w:pStyle w:val="a0"/>
-              <w:numPr>
-                <w:ilvl w:val="0"/>
-                <w:numId w:val="0"/>
-              </w:numPr>
-              <w:spacing w:line="276" w:lineRule="auto"/>
-              <w:rPr>
-                <w:sz w:val="24"/>
-              </w:rPr>
-            </w:pPr>
-            <w:r>
-              <w:rPr>
-                <w:sz w:val="24"/>
-                <w:lang w:val="en-US"/>
-              </w:rPr>
-              <w:t>O</w:t>
-            </w:r>
-            <w:r>
-              <w:rPr>
-                <w:sz w:val="24"/>
-              </w:rPr>
-              <w:t>2</w:t>
-            </w:r>
-            <w:r>
-              <w:rPr>
-                <w:sz w:val="24"/>
-              </w:rPr>
-              <w:t>/</w:t>
+              <w:t>2/</w:t>
             </w:r>
             <w:r>
               <w:rPr>
@@ -3936,25 +3898,7 @@
               <w:rPr>
                 <w:sz w:val="24"/>
               </w:rPr>
-              <w:t>199</w:t>
-            </w:r>
-            <w:r>
-              <w:rPr>
-                <w:sz w:val="24"/>
-              </w:rPr>
-              <w:t>.</w:t>
-            </w:r>
-            <w:r>
-              <w:rPr>
-                <w:sz w:val="24"/>
-              </w:rPr>
-              <w:t>90</w:t>
-            </w:r>
-            <w:r>
-              <w:rPr>
-                <w:sz w:val="24"/>
-              </w:rPr>
-              <w:t>0</w:t>
+              <w:t>199.900</w:t>
             </w:r>
           </w:p>
         </w:tc>
@@ -4335,13 +4279,7 @@
         <w:ind w:left="1070"/>
       </w:pPr>
       <w:r>
-        <w:t xml:space="preserve">Таблица </w:t>
-      </w:r>
-      <w:r>
-        <w:t>8</w:t>
-      </w:r>
-      <w:r>
-        <w:t xml:space="preserve"> — </w:t>
+        <w:t xml:space="preserve">Таблица 8 — </w:t>
       </w:r>
     </w:p>
     <w:tbl>
@@ -4847,6 +4785,28 @@
         <w:ind w:left="1070"/>
       </w:pPr>
     </w:p>
+    <w:p>
+      <w:pPr>
+        <w:pStyle w:val="a0"/>
+        <w:numPr>
+          <w:ilvl w:val="0"/>
+          <w:numId w:val="0"/>
+        </w:numPr>
+        <w:ind w:left="1070"/>
+        <w:rPr>
+          <w:lang w:val="en-US"/>
+        </w:rPr>
+      </w:pPr>
+      <w:r>
+        <w:t xml:space="preserve">Таблица 9 </w:t>
+      </w:r>
+      <w:r>
+        <w:rPr>
+          <w:lang w:val="en-US"/>
+        </w:rPr>
+        <w:t xml:space="preserve">— </w:t>
+      </w:r>
+    </w:p>
     <w:tbl>
       <w:tblPr>
         <w:tblStyle w:val="af7"/>
@@ -4855,10 +4815,10 @@
         <w:tblLook w:val="04A0" w:firstRow="1" w:lastRow="0" w:firstColumn="1" w:lastColumn="0" w:noHBand="0" w:noVBand="1"/>
       </w:tblPr>
       <w:tblGrid>
-        <w:gridCol w:w="2764"/>
-        <w:gridCol w:w="2467"/>
+        <w:gridCol w:w="2725"/>
+        <w:gridCol w:w="2394"/>
         <w:gridCol w:w="1052"/>
-        <w:gridCol w:w="940"/>
+        <w:gridCol w:w="1052"/>
         <w:gridCol w:w="1052"/>
       </w:tblGrid>
       <w:tr>
@@ -4867,7 +4827,7 @@
         </w:trPr>
         <w:tc>
           <w:tcPr>
-            <w:tcW w:w="2912" w:type="dxa"/>
+            <w:tcW w:w="2764" w:type="dxa"/>
             <w:vMerge w:val="restart"/>
           </w:tcPr>
           <w:p>
@@ -4892,7 +4852,7 @@
         </w:tc>
         <w:tc>
           <w:tcPr>
-            <w:tcW w:w="2740" w:type="dxa"/>
+            <w:tcW w:w="2467" w:type="dxa"/>
             <w:vMerge w:val="restart"/>
           </w:tcPr>
           <w:p>
@@ -4910,7 +4870,7 @@
         </w:tc>
         <w:tc>
           <w:tcPr>
-            <w:tcW w:w="2623" w:type="dxa"/>
+            <w:tcW w:w="3044" w:type="dxa"/>
             <w:gridSpan w:val="3"/>
           </w:tcPr>
           <w:p>
@@ -4933,7 +4893,7 @@
         </w:trPr>
         <w:tc>
           <w:tcPr>
-            <w:tcW w:w="2912" w:type="dxa"/>
+            <w:tcW w:w="2764" w:type="dxa"/>
             <w:vMerge/>
           </w:tcPr>
           <w:p>
@@ -4952,7 +4912,7 @@
         </w:tc>
         <w:tc>
           <w:tcPr>
-            <w:tcW w:w="2740" w:type="dxa"/>
+            <w:tcW w:w="2467" w:type="dxa"/>
             <w:vMerge/>
           </w:tcPr>
           <w:p>
@@ -4967,7 +4927,7 @@
         </w:tc>
         <w:tc>
           <w:tcPr>
-            <w:tcW w:w="874" w:type="dxa"/>
+            <w:tcW w:w="1052" w:type="dxa"/>
           </w:tcPr>
           <w:p>
             <w:pPr>
@@ -4984,7 +4944,7 @@
         </w:tc>
         <w:tc>
           <w:tcPr>
-            <w:tcW w:w="874" w:type="dxa"/>
+            <w:tcW w:w="940" w:type="dxa"/>
           </w:tcPr>
           <w:p>
             <w:pPr>
@@ -5001,7 +4961,7 @@
         </w:tc>
         <w:tc>
           <w:tcPr>
-            <w:tcW w:w="875" w:type="dxa"/>
+            <w:tcW w:w="1052" w:type="dxa"/>
           </w:tcPr>
           <w:p>
             <w:pPr>
@@ -5020,7 +4980,7 @@
       <w:tr>
         <w:tc>
           <w:tcPr>
-            <w:tcW w:w="2912" w:type="dxa"/>
+            <w:tcW w:w="2764" w:type="dxa"/>
           </w:tcPr>
           <w:p>
             <w:pPr>
@@ -5044,7 +5004,7 @@
         </w:tc>
         <w:tc>
           <w:tcPr>
-            <w:tcW w:w="2740" w:type="dxa"/>
+            <w:tcW w:w="2467" w:type="dxa"/>
           </w:tcPr>
           <w:p>
             <w:pPr>
@@ -5057,11 +5017,14 @@
                 <w:lang w:val="en-US"/>
               </w:rPr>
             </w:pPr>
-          </w:p>
-        </w:tc>
-        <w:tc>
-          <w:tcPr>
-            <w:tcW w:w="874" w:type="dxa"/>
+            <w:r>
+              <w:t>О3</w:t>
+            </w:r>
+          </w:p>
+        </w:tc>
+        <w:tc>
+          <w:tcPr>
+            <w:tcW w:w="1052" w:type="dxa"/>
             <w:vAlign w:val="bottom"/>
           </w:tcPr>
           <w:p>
@@ -5085,7 +5048,7 @@
         </w:tc>
         <w:tc>
           <w:tcPr>
-            <w:tcW w:w="874" w:type="dxa"/>
+            <w:tcW w:w="940" w:type="dxa"/>
             <w:vAlign w:val="bottom"/>
           </w:tcPr>
           <w:p>
@@ -5109,7 +5072,7 @@
         </w:tc>
         <w:tc>
           <w:tcPr>
-            <w:tcW w:w="875" w:type="dxa"/>
+            <w:tcW w:w="1052" w:type="dxa"/>
             <w:vAlign w:val="bottom"/>
           </w:tcPr>
           <w:p>
@@ -5135,7 +5098,7 @@
       <w:tr>
         <w:tc>
           <w:tcPr>
-            <w:tcW w:w="2912" w:type="dxa"/>
+            <w:tcW w:w="2764" w:type="dxa"/>
           </w:tcPr>
           <w:p>
             <w:pPr>
@@ -5159,65 +5122,98 @@
         </w:tc>
         <w:tc>
           <w:tcPr>
-            <w:tcW w:w="2740" w:type="dxa"/>
-          </w:tcPr>
-          <w:p>
-            <w:pPr>
-              <w:pStyle w:val="a0"/>
-              <w:numPr>
-                <w:ilvl w:val="0"/>
-                <w:numId w:val="0"/>
-              </w:numPr>
-            </w:pPr>
-          </w:p>
-        </w:tc>
-        <w:tc>
-          <w:tcPr>
-            <w:tcW w:w="874" w:type="dxa"/>
-          </w:tcPr>
-          <w:p>
-            <w:pPr>
-              <w:pStyle w:val="a0"/>
-              <w:numPr>
-                <w:ilvl w:val="0"/>
-                <w:numId w:val="0"/>
-              </w:numPr>
-            </w:pPr>
-          </w:p>
-        </w:tc>
-        <w:tc>
-          <w:tcPr>
-            <w:tcW w:w="874" w:type="dxa"/>
-          </w:tcPr>
-          <w:p>
-            <w:pPr>
-              <w:pStyle w:val="a0"/>
-              <w:numPr>
-                <w:ilvl w:val="0"/>
-                <w:numId w:val="0"/>
-              </w:numPr>
-            </w:pPr>
-          </w:p>
-        </w:tc>
-        <w:tc>
-          <w:tcPr>
-            <w:tcW w:w="875" w:type="dxa"/>
-          </w:tcPr>
-          <w:p>
-            <w:pPr>
-              <w:pStyle w:val="a0"/>
-              <w:numPr>
-                <w:ilvl w:val="0"/>
-                <w:numId w:val="0"/>
-              </w:numPr>
-            </w:pPr>
+            <w:tcW w:w="2467" w:type="dxa"/>
+          </w:tcPr>
+          <w:p>
+            <w:pPr>
+              <w:pStyle w:val="a0"/>
+              <w:numPr>
+                <w:ilvl w:val="0"/>
+                <w:numId w:val="0"/>
+              </w:numPr>
+            </w:pPr>
+            <w:r>
+              <w:t>О3</w:t>
+            </w:r>
+          </w:p>
+        </w:tc>
+        <w:tc>
+          <w:tcPr>
+            <w:tcW w:w="1052" w:type="dxa"/>
+            <w:vAlign w:val="center"/>
+          </w:tcPr>
+          <w:p>
+            <w:pPr>
+              <w:pStyle w:val="a0"/>
+              <w:numPr>
+                <w:ilvl w:val="0"/>
+                <w:numId w:val="0"/>
+              </w:numPr>
+            </w:pPr>
+            <w:r>
+              <w:rPr>
+                <w:rFonts w:cs="Calibri"/>
+                <w:color w:val="000000"/>
+                <w:sz w:val="22"/>
+                <w:szCs w:val="22"/>
+              </w:rPr>
+              <w:t>0,001419</w:t>
+            </w:r>
+          </w:p>
+        </w:tc>
+        <w:tc>
+          <w:tcPr>
+            <w:tcW w:w="940" w:type="dxa"/>
+            <w:vAlign w:val="center"/>
+          </w:tcPr>
+          <w:p>
+            <w:pPr>
+              <w:pStyle w:val="a0"/>
+              <w:numPr>
+                <w:ilvl w:val="0"/>
+                <w:numId w:val="0"/>
+              </w:numPr>
+            </w:pPr>
+            <w:r>
+              <w:rPr>
+                <w:rFonts w:cs="Calibri"/>
+                <w:color w:val="000000"/>
+                <w:sz w:val="22"/>
+                <w:szCs w:val="22"/>
+              </w:rPr>
+              <w:t>0,00174</w:t>
+            </w:r>
+          </w:p>
+        </w:tc>
+        <w:tc>
+          <w:tcPr>
+            <w:tcW w:w="1052" w:type="dxa"/>
+            <w:vAlign w:val="center"/>
+          </w:tcPr>
+          <w:p>
+            <w:pPr>
+              <w:pStyle w:val="a0"/>
+              <w:numPr>
+                <w:ilvl w:val="0"/>
+                <w:numId w:val="0"/>
+              </w:numPr>
+            </w:pPr>
+            <w:r>
+              <w:rPr>
+                <w:rFonts w:cs="Calibri"/>
+                <w:color w:val="000000"/>
+                <w:sz w:val="22"/>
+                <w:szCs w:val="22"/>
+              </w:rPr>
+              <w:t>0,003304</w:t>
+            </w:r>
           </w:p>
         </w:tc>
       </w:tr>
       <w:tr>
         <w:tc>
           <w:tcPr>
-            <w:tcW w:w="2912" w:type="dxa"/>
+            <w:tcW w:w="2764" w:type="dxa"/>
           </w:tcPr>
           <w:p>
             <w:pPr>
@@ -5241,58 +5237,91 @@
         </w:tc>
         <w:tc>
           <w:tcPr>
-            <w:tcW w:w="2740" w:type="dxa"/>
-          </w:tcPr>
-          <w:p>
-            <w:pPr>
-              <w:pStyle w:val="a0"/>
-              <w:numPr>
-                <w:ilvl w:val="0"/>
-                <w:numId w:val="0"/>
-              </w:numPr>
-            </w:pPr>
-          </w:p>
-        </w:tc>
-        <w:tc>
-          <w:tcPr>
-            <w:tcW w:w="874" w:type="dxa"/>
-          </w:tcPr>
-          <w:p>
-            <w:pPr>
-              <w:pStyle w:val="a0"/>
-              <w:numPr>
-                <w:ilvl w:val="0"/>
-                <w:numId w:val="0"/>
-              </w:numPr>
-            </w:pPr>
-          </w:p>
-        </w:tc>
-        <w:tc>
-          <w:tcPr>
-            <w:tcW w:w="874" w:type="dxa"/>
-          </w:tcPr>
-          <w:p>
-            <w:pPr>
-              <w:pStyle w:val="a0"/>
-              <w:numPr>
-                <w:ilvl w:val="0"/>
-                <w:numId w:val="0"/>
-              </w:numPr>
-            </w:pPr>
-          </w:p>
-        </w:tc>
-        <w:tc>
-          <w:tcPr>
-            <w:tcW w:w="875" w:type="dxa"/>
-          </w:tcPr>
-          <w:p>
-            <w:pPr>
-              <w:pStyle w:val="a0"/>
-              <w:numPr>
-                <w:ilvl w:val="0"/>
-                <w:numId w:val="0"/>
-              </w:numPr>
-            </w:pPr>
+            <w:tcW w:w="2467" w:type="dxa"/>
+          </w:tcPr>
+          <w:p>
+            <w:pPr>
+              <w:pStyle w:val="a0"/>
+              <w:numPr>
+                <w:ilvl w:val="0"/>
+                <w:numId w:val="0"/>
+              </w:numPr>
+            </w:pPr>
+            <w:r>
+              <w:t>О1</w:t>
+            </w:r>
+          </w:p>
+        </w:tc>
+        <w:tc>
+          <w:tcPr>
+            <w:tcW w:w="1052" w:type="dxa"/>
+            <w:vAlign w:val="center"/>
+          </w:tcPr>
+          <w:p>
+            <w:pPr>
+              <w:pStyle w:val="a0"/>
+              <w:numPr>
+                <w:ilvl w:val="0"/>
+                <w:numId w:val="0"/>
+              </w:numPr>
+            </w:pPr>
+            <w:r>
+              <w:rPr>
+                <w:rFonts w:cs="Calibri"/>
+                <w:color w:val="000000"/>
+                <w:sz w:val="22"/>
+                <w:szCs w:val="22"/>
+              </w:rPr>
+              <w:t>0,001018</w:t>
+            </w:r>
+          </w:p>
+        </w:tc>
+        <w:tc>
+          <w:tcPr>
+            <w:tcW w:w="940" w:type="dxa"/>
+            <w:vAlign w:val="center"/>
+          </w:tcPr>
+          <w:p>
+            <w:pPr>
+              <w:pStyle w:val="a0"/>
+              <w:numPr>
+                <w:ilvl w:val="0"/>
+                <w:numId w:val="0"/>
+              </w:numPr>
+            </w:pPr>
+            <w:r>
+              <w:rPr>
+                <w:rFonts w:cs="Calibri"/>
+                <w:color w:val="000000"/>
+                <w:sz w:val="22"/>
+                <w:szCs w:val="22"/>
+              </w:rPr>
+              <w:t>0,001643</w:t>
+            </w:r>
+          </w:p>
+        </w:tc>
+        <w:tc>
+          <w:tcPr>
+            <w:tcW w:w="1052" w:type="dxa"/>
+            <w:vAlign w:val="center"/>
+          </w:tcPr>
+          <w:p>
+            <w:pPr>
+              <w:pStyle w:val="a0"/>
+              <w:numPr>
+                <w:ilvl w:val="0"/>
+                <w:numId w:val="0"/>
+              </w:numPr>
+            </w:pPr>
+            <w:r>
+              <w:rPr>
+                <w:rFonts w:cs="Calibri"/>
+                <w:color w:val="000000"/>
+                <w:sz w:val="22"/>
+                <w:szCs w:val="22"/>
+              </w:rPr>
+              <w:t>0,002851</w:t>
+            </w:r>
           </w:p>
         </w:tc>
       </w:tr>
